--- a/uploads/Butler_Jamie_Bio.docx
+++ b/uploads/Butler_Jamie_Bio.docx
@@ -63,25 +63,7 @@
           <w:sz w:val="17"/>
           <w:szCs w:val="17"/>
         </w:rPr>
-        <w:t>Houston, TX   ·</w:t>
-      </w:r>
-      <w:proofErr w:type="gramStart"/>
-      <w:r>
-        <w:rPr>
-          <w:color w:val="555555"/>
-          <w:sz w:val="17"/>
-          <w:szCs w:val="17"/>
-        </w:rPr>
-        <w:t xml:space="preserve">   (</w:t>
-      </w:r>
-      <w:proofErr w:type="gramEnd"/>
-      <w:r>
-        <w:rPr>
-          <w:color w:val="555555"/>
-          <w:sz w:val="17"/>
-          <w:szCs w:val="17"/>
-        </w:rPr>
-        <w:t xml:space="preserve">951) 768-4008   ·   </w:t>
+        <w:t xml:space="preserve">Houston, TX   ·   (951) 768-4008   ·   </w:t>
       </w:r>
       <w:hyperlink r:id="rId5" w:history="1">
         <w:r>
@@ -110,20 +92,22 @@
             <w:szCs w:val="17"/>
             <w:u w:val="single"/>
           </w:rPr>
-          <w:t>linkedin.com/in/</w:t>
+          <w:t>linkedin.com/in/jamieadambutler</w:t>
         </w:r>
-        <w:proofErr w:type="spellStart"/>
-        <w:r>
-          <w:rPr>
-            <w:color w:val="2E5FA3"/>
-            <w:sz w:val="17"/>
-            <w:szCs w:val="17"/>
-            <w:u w:val="single"/>
-          </w:rPr>
-          <w:t>jamieadambutler</w:t>
-        </w:r>
-        <w:proofErr w:type="spellEnd"/>
       </w:hyperlink>
+    </w:p>
+    <w:p>
+      <w:pPr>
+        <w:spacing w:before="160" w:after="60"/>
+        <w:jc w:val="center"/>
+        <w:rPr>
+          <w:b/>
+          <w:bCs/>
+          <w:color w:val="1B3A6B"/>
+          <w:sz w:val="10"/>
+          <w:szCs w:val="10"/>
+        </w:rPr>
+      </w:pPr>
     </w:p>
     <w:p>
       <w:pPr>
@@ -133,11 +117,55 @@
         <w:spacing w:before="160" w:after="60"/>
         <w:jc w:val="center"/>
         <w:rPr>
-          <w:b/>
-          <w:bCs/>
-          <w:color w:val="1B3A6B"/>
-          <w:sz w:val="10"/>
-          <w:szCs w:val="10"/>
+          <w:sz w:val="24"/>
+          <w:szCs w:val="24"/>
+        </w:rPr>
+      </w:pPr>
+      <w:r>
+        <w:rPr>
+          <w:b/>
+          <w:bCs/>
+          <w:color w:val="1B3A6B"/>
+          <w:sz w:val="24"/>
+          <w:szCs w:val="24"/>
+        </w:rPr>
+        <w:t>Biography</w:t>
+      </w:r>
+    </w:p>
+    <w:p>
+      <w:pPr>
+        <w:spacing w:after="100" w:line="264" w:lineRule="auto"/>
+        <w:rPr>
+          <w:color w:val="000000"/>
+        </w:rPr>
+      </w:pPr>
+      <w:r>
+        <w:rPr>
+          <w:color w:val="000000"/>
+        </w:rPr>
+        <w:t>Jamie Butler is a technology leader and digital transformation specialist with more than twenty years building the infrastructure that lets organizations run the way leadership always intended. The work has been defined by a rare combination in technology: operating at both the strategy level and deep in the technical architecture — translating vision into systems that deliver measurable outcomes without losing anything in translation.</w:t>
+      </w:r>
+    </w:p>
+    <w:p>
+      <w:pPr>
+        <w:spacing w:after="100" w:line="264" w:lineRule="auto"/>
+        <w:rPr>
+          <w:color w:val="000000"/>
+        </w:rPr>
+      </w:pPr>
+      <w:r>
+        <w:rPr>
+          <w:color w:val="000000"/>
+        </w:rPr>
+        <w:t>Across legal services, healthcare staffing, financial services, manufacturing, retail, education, Jamie has taken fragmented, complex technology environments and rebuilt them as unified enterprise ecosystems. The work spans CRM, ATS, HRIS, ERP, contract lifecycle, cloud infrastructure, cybersecurity, AI-driven automation, analytics — not as isolated platforms, but as interconnected systems engineered to move data and workflows across every department.</w:t>
+      </w:r>
+    </w:p>
+    <w:p>
+      <w:pPr>
+        <w:spacing w:after="100"/>
+        <w:rPr>
+          <w:sz w:val="2"/>
+          <w:szCs w:val="2"/>
         </w:rPr>
       </w:pPr>
     </w:p>
@@ -161,45 +189,23 @@
           <w:sz w:val="24"/>
           <w:szCs w:val="24"/>
         </w:rPr>
-        <w:t>Biography</w:t>
+        <w:t>Current Focus</w:t>
       </w:r>
     </w:p>
     <w:p>
       <w:pPr>
         <w:spacing w:after="100" w:line="264" w:lineRule="auto"/>
-        <w:rPr>
-          <w:color w:val="000000"/>
-        </w:rPr>
-      </w:pPr>
-      <w:r>
-        <w:rPr>
-          <w:color w:val="000000"/>
-        </w:rPr>
-        <w:t>Jamie Butler is a technology leader and digital transformation specialist with more than twenty years building the infrastructure that lets organizations run the way leadership always intended. The work has been defined by a rare combination in technology: operating at both the strategy level and deep in the technical architecture — translating vision into systems that deliver measurable outcomes without losing anything in translation.</w:t>
-      </w:r>
-    </w:p>
-    <w:p>
-      <w:pPr>
-        <w:spacing w:after="100" w:line="264" w:lineRule="auto"/>
-        <w:rPr>
-          <w:color w:val="000000"/>
-        </w:rPr>
-      </w:pPr>
-      <w:r>
-        <w:rPr>
-          <w:color w:val="000000"/>
-        </w:rPr>
-        <w:t>Across legal services, healthcare staffing, financial services, manufacturing, retail, education, Jamie has taken fragmented, complex technology environments and rebuilt them as unified enterprise ecosystems. The work spans CRM, ATS, HRIS, ERP, contract lifecycle, cloud infrastructure, cybersecurity, AI-driven automation, analytics — not as isolated platforms, but as interconnected systems engineered to move data and workflows across every department.</w:t>
-      </w:r>
-    </w:p>
-    <w:p>
-      <w:pPr>
-        <w:spacing w:after="100"/>
         <w:rPr>
           <w:sz w:val="2"/>
           <w:szCs w:val="2"/>
         </w:rPr>
       </w:pPr>
+      <w:r>
+        <w:rPr>
+          <w:color w:val="000000"/>
+        </w:rPr>
+        <w:t>Most recently, as Senior Director of Technology at Latitude Legal, Jamie led the company's full enterprise technology strategy through a period of rapid growth and four post-acquisition integrations. The headline initiative was a nine-month enterprise Salesforce transformation — the largest technology project in the company's history — consolidating recruiting, business development, contract lifecycle, marketing, candidate experience into one connected ecosystem with AI-powered candidate matching, Ironclad CLM integration, HubSpot marketing integration, and a custom Experience Cloud candidate portal. Additional programs included the migration from hosted Exchange to Microsoft 365 across a 150–500 user environment; Zoom Phone AI IVR replacing Dialpad and a third-party answering service; a dedicated MSSP rollout establishing formal cybersecurity governance; a Power Automate onboarding system that cleared a critical operational bottleneck during rapid hiring scale-up; and a SharePoint intranet replacing Dropbox across all departments. Each was architected not as an IT project, but as an operational transformation that changed how the business performed.</w:t>
+      </w:r>
     </w:p>
     <w:p>
       <w:pPr>
@@ -221,45 +227,21 @@
           <w:sz w:val="24"/>
           <w:szCs w:val="24"/>
         </w:rPr>
-        <w:t>Current Focus</w:t>
+        <w:t>Earlier Leadership</w:t>
       </w:r>
     </w:p>
     <w:p>
       <w:pPr>
         <w:spacing w:after="100" w:line="264" w:lineRule="auto"/>
         <w:rPr>
-          <w:sz w:val="2"/>
-          <w:szCs w:val="2"/>
-        </w:rPr>
-      </w:pPr>
-      <w:r>
-        <w:rPr>
-          <w:color w:val="000000"/>
-        </w:rPr>
-        <w:t>Most recently, as Senior Director of Technology at Latitude Legal, Jamie led the company's full enterprise technology strategy through a period of rapid growth and four post-acquisition integrations. The headline initiative was a nine-month enterprise Salesforce transformation — the largest technology project in the company's history — consolidating recruiting, business development, contract lifecycle, marketing, candidate experience into one connected ecosystem with AI-powered candidate matching, Ironclad CLM integration, HubSpot marketing integration, and a custom Experience Cloud candidate portal. Additional programs included the migration from hosted Exchange to Microsoft 365 across a 150–500 user environment; Zoom Phone AI IVR replacing Dialpad and a third-party answering service; a dedicated MSSP rollout establishing formal cybersecurity governance; a Power Automate onboarding system that cleared a critical operational bottleneck during rapid hiring scale-up; and a SharePoint intranet replacing Dropbox across all departments. Each was architected not as an IT project, but as an operational transformation that changed how the business performed.</w:t>
-      </w:r>
-    </w:p>
-    <w:p>
-      <w:pPr>
-        <w:pBdr>
-          <w:bottom w:val="single" w:sz="8" w:space="2" w:color="2E5FA3"/>
-        </w:pBdr>
-        <w:spacing w:before="160" w:after="60"/>
-        <w:jc w:val="center"/>
-        <w:rPr>
-          <w:sz w:val="24"/>
-          <w:szCs w:val="24"/>
-        </w:rPr>
-      </w:pPr>
-      <w:r>
-        <w:rPr>
-          <w:b/>
-          <w:bCs/>
-          <w:color w:val="1B3A6B"/>
-          <w:sz w:val="24"/>
-          <w:szCs w:val="24"/>
-        </w:rPr>
-        <w:t>Earlier Leadership</w:t>
+          <w:color w:val="000000"/>
+        </w:rPr>
+      </w:pPr>
+      <w:r>
+        <w:rPr>
+          <w:color w:val="000000"/>
+        </w:rPr>
+        <w:t>At AlliedUP Cooperative — the nation's first worker-owned healthcare staffing cooperative — Jamie directed a full-stack technology transformation as Vice President of Technology. He consolidated BlueSky ATS and Salesforce CRM into a unified Bullhorn platform, implemented ADP Workforce Now for HRIS and payroll, integrated AccuSource background screening with automated pass-through to PEO onboarding, and built executive and board-level KPI reporting pipelines for leadership and external grant stakeholders. He owned a $1M+ technology budget end to end across planning, forecasting, vendor management.</w:t>
       </w:r>
     </w:p>
     <w:p>
@@ -273,35 +255,7 @@
         <w:rPr>
           <w:color w:val="000000"/>
         </w:rPr>
-        <w:t xml:space="preserve">At </w:t>
-      </w:r>
-      <w:proofErr w:type="spellStart"/>
-      <w:r>
-        <w:rPr>
-          <w:color w:val="000000"/>
-        </w:rPr>
-        <w:t>AlliedUP</w:t>
-      </w:r>
-      <w:proofErr w:type="spellEnd"/>
-      <w:r>
-        <w:rPr>
-          <w:color w:val="000000"/>
-        </w:rPr>
-        <w:t xml:space="preserve"> Cooperative — the nation's first worker-owned healthcare staffing cooperative — Jamie directed a full-stack technology transformation as Vice President of Technology. He consolidated BlueSky ATS and Salesforce CRM into a unified Bullhorn platform, implemented ADP Workforce Now for HRIS and payroll, integrated </w:t>
-      </w:r>
-      <w:proofErr w:type="spellStart"/>
-      <w:r>
-        <w:rPr>
-          <w:color w:val="000000"/>
-        </w:rPr>
-        <w:t>AccuSource</w:t>
-      </w:r>
-      <w:proofErr w:type="spellEnd"/>
-      <w:r>
-        <w:rPr>
-          <w:color w:val="000000"/>
-        </w:rPr>
-        <w:t xml:space="preserve"> background screening with automated pass-through to PEO onboarding, and built executive and board-level KPI reporting pipelines for leadership and external grant stakeholders. He owned a $1M+ technology budget end to end across planning, forecasting, vendor management.</w:t>
+        <w:t>At EOSG Resources, as Director of Information Services, Jamie sustained and modernized a complete enterprise technology ecosystem through eight years of substantial organizational growth. He led two major ERP migrations — Oracle E-Business to Microsoft Dynamics, and NetSuite to Sage Intacct — replaced the ATS platform from Avionté to Bullhorn, migrated HRIS and payroll to PrismHR, and designed an end-to-end integration pipeline connecting ATS, payroll, ERP into one continuous data flow supporting ~900 active clients.</w:t>
       </w:r>
     </w:p>
     <w:p>
@@ -315,77 +269,7 @@
         <w:rPr>
           <w:color w:val="000000"/>
         </w:rPr>
-        <w:t xml:space="preserve">At EOSG Resources, as Director of Information Services, Jamie sustained and modernized a complete enterprise technology ecosystem through eight years of substantial organizational growth. He led two major ERP migrations — Oracle E-Business to Microsoft Dynamics, and NetSuite to Sage Intacct — replaced the ATS platform from </w:t>
-      </w:r>
-      <w:proofErr w:type="spellStart"/>
-      <w:r>
-        <w:rPr>
-          <w:color w:val="000000"/>
-        </w:rPr>
-        <w:t>Avionté</w:t>
-      </w:r>
-      <w:proofErr w:type="spellEnd"/>
-      <w:r>
-        <w:rPr>
-          <w:color w:val="000000"/>
-        </w:rPr>
-        <w:t xml:space="preserve"> to Bullhorn, migrated HRIS and payroll to </w:t>
-      </w:r>
-      <w:proofErr w:type="spellStart"/>
-      <w:r>
-        <w:rPr>
-          <w:color w:val="000000"/>
-        </w:rPr>
-        <w:t>PrismHR</w:t>
-      </w:r>
-      <w:proofErr w:type="spellEnd"/>
-      <w:r>
-        <w:rPr>
-          <w:color w:val="000000"/>
-        </w:rPr>
-        <w:t>, and designed an end-to-end integration pipeline connecting ATS, payroll, ERP into one continuous data flow supporting ~900 active clients.</w:t>
-      </w:r>
-    </w:p>
-    <w:p>
-      <w:pPr>
-        <w:spacing w:after="100" w:line="264" w:lineRule="auto"/>
-        <w:rPr>
-          <w:color w:val="000000"/>
-        </w:rPr>
-      </w:pPr>
-      <w:r>
-        <w:rPr>
-          <w:color w:val="000000"/>
-        </w:rPr>
-        <w:t xml:space="preserve">Earlier, Jamie served as Interim Director of Technology at </w:t>
-      </w:r>
-      <w:proofErr w:type="spellStart"/>
-      <w:r>
-        <w:rPr>
-          <w:color w:val="000000"/>
-        </w:rPr>
-        <w:t>Oreq</w:t>
-      </w:r>
-      <w:proofErr w:type="spellEnd"/>
-      <w:r>
-        <w:rPr>
-          <w:color w:val="000000"/>
-        </w:rPr>
-        <w:t xml:space="preserve"> Corporation on a contract engagement, leading an enterprise ERP migration and operational transformation across a manufacturing and distribution operation. He built the cross-functional technology and reporting infrastructure at Cannon Fabrication and Casablanca Fan Company, contributed to a $1M inventory management system implementation at Anchor Blue Retail Group, and began his career as a Network &amp; Systems Administrator at ITT Technical Institute, where he built a proprietary student-grade tracking database and led a campus-wide network migration. That foundation in network administration, database development, operational systems </w:t>
-      </w:r>
-      <w:proofErr w:type="gramStart"/>
-      <w:r>
-        <w:rPr>
-          <w:color w:val="000000"/>
-        </w:rPr>
-        <w:t>underpins</w:t>
-      </w:r>
-      <w:proofErr w:type="gramEnd"/>
-      <w:r>
-        <w:rPr>
-          <w:color w:val="000000"/>
-        </w:rPr>
-        <w:t xml:space="preserve"> a career that has moved consistently between technical execution and enterprise strategy — and still operates comfortably in both.</w:t>
+        <w:t>Earlier, Jamie served as Interim Director of Technology at Oreq Corporation on a contract engagement, leading an enterprise ERP migration and operational transformation across a manufacturing and distribution operation. He built the cross-functional technology and reporting infrastructure at Cannon Fabrication and Casablanca Fan Company, contributed to a $1M inventory management system implementation at Anchor Blue Retail Group, and began his career as a Network &amp; Systems Administrator at ITT Technical Institute, where he built a proprietary student-grade tracking database and led a campus-wide network migration. That foundation in network administration, database development, operational systems underpins a career that has moved consistently between technical execution and enterprise strategy — and still operates comfortably in both.</w:t>
       </w:r>
     </w:p>
     <w:p>

--- a/uploads/Butler_Jamie_Bio.docx
+++ b/uploads/Butler_Jamie_Bio.docx
@@ -4,93 +4,100 @@
   <w:body>
     <w:p>
       <w:pPr>
-        <w:spacing w:after="40"/>
-        <w:jc w:val="center"/>
+        <w:shd w:val="clear" w:color="auto" w:fill="1A1A1A"/>
+        <w:spacing w:line="620" w:lineRule="exact"/>
+        <w:ind w:left="-1080" w:right="-1080"/>
+      </w:pPr>
+    </w:p>
+    <w:p>
+      <w:pPr>
+        <w:shd w:val="clear" w:color="auto" w:fill="1A1A1A"/>
+        <w:spacing w:line="440" w:lineRule="exact"/>
+        <w:ind w:left="-1080" w:right="-1080" w:firstLine="1080"/>
       </w:pPr>
       <w:r>
         <w:rPr>
           <w:b/>
           <w:bCs/>
-          <w:color w:val="1B3A6B"/>
-          <w:sz w:val="36"/>
-          <w:szCs w:val="36"/>
+          <w:color w:val="FFFFFF"/>
+          <w:sz w:val="40"/>
+          <w:szCs w:val="40"/>
         </w:rPr>
-        <w:t>J</w:t>
+        <w:t>Jamie Butler</w:t>
       </w:r>
+    </w:p>
+    <w:p>
+      <w:pPr>
+        <w:shd w:val="clear" w:color="auto" w:fill="1A1A1A"/>
+        <w:spacing w:line="280" w:lineRule="exact"/>
+        <w:ind w:left="-1080" w:right="-1080" w:firstLine="1080"/>
+      </w:pPr>
       <w:r>
         <w:rPr>
-          <w:b/>
-          <w:bCs/>
-          <w:color w:val="1B3A6B"/>
-          <w:sz w:val="36"/>
-          <w:szCs w:val="36"/>
+          <w:color w:val="FFFFFF"/>
         </w:rPr>
-        <w:t>amie</w:t>
+        <w:t xml:space="preserve">Technology </w:t>
       </w:r>
+      <w:proofErr w:type="gramStart"/>
       <w:r>
         <w:rPr>
-          <w:b/>
-          <w:bCs/>
-          <w:color w:val="1B3A6B"/>
-          <w:sz w:val="36"/>
-          <w:szCs w:val="36"/>
+          <w:color w:val="FFFFFF"/>
         </w:rPr>
-        <w:t xml:space="preserve"> B</w:t>
+        <w:t>Leader  |</w:t>
       </w:r>
+      <w:proofErr w:type="gramEnd"/>
       <w:r>
         <w:rPr>
-          <w:b/>
-          <w:bCs/>
-          <w:color w:val="1B3A6B"/>
-          <w:sz w:val="36"/>
-          <w:szCs w:val="36"/>
+          <w:color w:val="FFFFFF"/>
         </w:rPr>
-        <w:t>utler</w:t>
+        <w:t xml:space="preserve">  Strategy · Architecture · Transformation</w:t>
       </w:r>
     </w:p>
     <w:p>
       <w:pPr>
-        <w:spacing w:after="80"/>
-        <w:jc w:val="center"/>
-        <w:rPr>
-          <w:sz w:val="17"/>
-          <w:szCs w:val="17"/>
-        </w:rPr>
+        <w:shd w:val="clear" w:color="auto" w:fill="1A1A1A"/>
+        <w:spacing w:line="40" w:lineRule="exact"/>
+        <w:ind w:left="-1080" w:right="-1080"/>
+      </w:pPr>
+    </w:p>
+    <w:p>
+      <w:pPr>
+        <w:shd w:val="clear" w:color="auto" w:fill="1A1A1A"/>
+        <w:spacing w:line="240" w:lineRule="exact"/>
+        <w:ind w:left="-1080" w:right="-1080" w:firstLine="1080"/>
       </w:pPr>
       <w:r>
         <w:rPr>
-          <w:color w:val="555555"/>
-          <w:sz w:val="17"/>
-          <w:szCs w:val="17"/>
+          <w:color w:val="FFFFFF"/>
+          <w:sz w:val="19"/>
+          <w:szCs w:val="19"/>
         </w:rPr>
-        <w:t xml:space="preserve">Houston, TX   ·   (951) 768-4008   ·   </w:t>
+        <w:t xml:space="preserve">Texas, US  |  </w:t>
       </w:r>
       <w:hyperlink r:id="rId5" w:history="1">
         <w:r>
           <w:rPr>
-            <w:color w:val="2E5FA3"/>
-            <w:sz w:val="17"/>
-            <w:szCs w:val="17"/>
-            <w:u w:val="single"/>
+            <w:rStyle w:val="Hyperlink"/>
+            <w:sz w:val="19"/>
+            <w:szCs w:val="19"/>
           </w:rPr>
           <w:t>jamieadambutler@icloud.com</w:t>
         </w:r>
       </w:hyperlink>
       <w:r>
         <w:rPr>
-          <w:color w:val="555555"/>
-          <w:sz w:val="17"/>
-          <w:szCs w:val="17"/>
+          <w:color w:val="FFFFFF"/>
+          <w:sz w:val="19"/>
+          <w:szCs w:val="19"/>
         </w:rPr>
-        <w:t xml:space="preserve">   ·   </w:t>
+        <w:t xml:space="preserve">  |  (951) 768-4008  |  </w:t>
       </w:r>
       <w:hyperlink r:id="rId6" w:history="1">
         <w:r>
           <w:rPr>
-            <w:color w:val="2E5FA3"/>
-            <w:sz w:val="17"/>
-            <w:szCs w:val="17"/>
-            <w:u w:val="single"/>
+            <w:rStyle w:val="Hyperlink"/>
+            <w:sz w:val="19"/>
+            <w:szCs w:val="19"/>
           </w:rPr>
           <w:t>linkedin.com/in/jamieadambutler</w:t>
         </w:r>
@@ -98,71 +105,17 @@
     </w:p>
     <w:p>
       <w:pPr>
-        <w:spacing w:before="160" w:after="60"/>
-        <w:jc w:val="center"/>
-        <w:rPr>
-          <w:b/>
-          <w:bCs/>
-          <w:color w:val="1B3A6B"/>
-          <w:sz w:val="10"/>
-          <w:szCs w:val="10"/>
-        </w:rPr>
-      </w:pPr>
-    </w:p>
-    <w:p>
-      <w:pPr>
+        <w:shd w:val="clear" w:color="auto" w:fill="1A1A1A"/>
+        <w:spacing w:line="360" w:lineRule="exact"/>
+        <w:ind w:left="-1080" w:right="-1080"/>
+      </w:pPr>
+    </w:p>
+    <w:p>
+      <w:pPr>
+        <w:pStyle w:val="Heading1"/>
         <w:pBdr>
-          <w:bottom w:val="single" w:sz="8" w:space="2" w:color="2E5FA3"/>
+          <w:bottom w:val="single" w:sz="6" w:space="2" w:color="000000"/>
         </w:pBdr>
-        <w:spacing w:before="160" w:after="60"/>
-        <w:jc w:val="center"/>
-        <w:rPr>
-          <w:sz w:val="24"/>
-          <w:szCs w:val="24"/>
-        </w:rPr>
-      </w:pPr>
-      <w:r>
-        <w:rPr>
-          <w:b/>
-          <w:bCs/>
-          <w:color w:val="1B3A6B"/>
-          <w:sz w:val="24"/>
-          <w:szCs w:val="24"/>
-        </w:rPr>
-        <w:t>Biography</w:t>
-      </w:r>
-    </w:p>
-    <w:p>
-      <w:pPr>
-        <w:spacing w:after="100" w:line="264" w:lineRule="auto"/>
-        <w:rPr>
-          <w:color w:val="000000"/>
-        </w:rPr>
-      </w:pPr>
-      <w:r>
-        <w:rPr>
-          <w:color w:val="000000"/>
-        </w:rPr>
-        <w:t>Jamie Butler is a technology leader and digital transformation specialist with more than twenty years building the infrastructure that lets organizations run the way leadership always intended. The work has been defined by a rare combination in technology: operating at both the strategy level and deep in the technical architecture — translating vision into systems that deliver measurable outcomes without losing anything in translation.</w:t>
-      </w:r>
-    </w:p>
-    <w:p>
-      <w:pPr>
-        <w:spacing w:after="100" w:line="264" w:lineRule="auto"/>
-        <w:rPr>
-          <w:color w:val="000000"/>
-        </w:rPr>
-      </w:pPr>
-      <w:r>
-        <w:rPr>
-          <w:color w:val="000000"/>
-        </w:rPr>
-        <w:t>Across legal services, healthcare staffing, financial services, manufacturing, retail, education, Jamie has taken fragmented, complex technology environments and rebuilt them as unified enterprise ecosystems. The work spans CRM, ATS, HRIS, ERP, contract lifecycle, cloud infrastructure, cybersecurity, AI-driven automation, analytics — not as isolated platforms, but as interconnected systems engineered to move data and workflows across every department.</w:t>
-      </w:r>
-    </w:p>
-    <w:p>
-      <w:pPr>
-        <w:spacing w:after="100"/>
         <w:rPr>
           <w:sz w:val="2"/>
           <w:szCs w:val="2"/>
@@ -171,462 +124,75 @@
     </w:p>
     <w:p>
       <w:pPr>
+        <w:pStyle w:val="Heading1"/>
         <w:pBdr>
-          <w:bottom w:val="single" w:sz="8" w:space="2" w:color="2E5FA3"/>
+          <w:bottom w:val="single" w:sz="6" w:space="2" w:color="000000"/>
         </w:pBdr>
-        <w:spacing w:before="160" w:after="60"/>
-        <w:jc w:val="center"/>
-        <w:rPr>
-          <w:sz w:val="24"/>
-          <w:szCs w:val="24"/>
-        </w:rPr>
       </w:pPr>
       <w:r>
-        <w:rPr>
-          <w:b/>
-          <w:bCs/>
-          <w:color w:val="1B3A6B"/>
-          <w:sz w:val="24"/>
-          <w:szCs w:val="24"/>
-        </w:rPr>
-        <w:t>Current Focus</w:t>
+        <w:t>Professional Biography</w:t>
       </w:r>
     </w:p>
     <w:p>
       <w:pPr>
-        <w:spacing w:after="100" w:line="264" w:lineRule="auto"/>
+        <w:spacing w:after="200" w:line="276" w:lineRule="auto"/>
         <w:rPr>
           <w:sz w:val="2"/>
           <w:szCs w:val="2"/>
         </w:rPr>
       </w:pPr>
+    </w:p>
+    <w:p>
+      <w:pPr>
+        <w:spacing w:after="200" w:line="276" w:lineRule="auto"/>
+      </w:pPr>
       <w:r>
-        <w:rPr>
-          <w:color w:val="000000"/>
-        </w:rPr>
-        <w:t>Most recently, as Senior Director of Technology at Latitude Legal, Jamie led the company's full enterprise technology strategy through a period of rapid growth and four post-acquisition integrations. The headline initiative was a nine-month enterprise Salesforce transformation — the largest technology project in the company's history — consolidating recruiting, business development, contract lifecycle, marketing, candidate experience into one connected ecosystem with AI-powered candidate matching, Ironclad CLM integration, HubSpot marketing integration, and a custom Experience Cloud candidate portal. Additional programs included the migration from hosted Exchange to Microsoft 365 across a 150–500 user environment; Zoom Phone AI IVR replacing Dialpad and a third-party answering service; a dedicated MSSP rollout establishing formal cybersecurity governance; a Power Automate onboarding system that cleared a critical operational bottleneck during rapid hiring scale-up; and a SharePoint intranet replacing Dropbox across all departments. Each was architected not as an IT project, but as an operational transformation that changed how the business performed.</w:t>
+        <w:t>Jamie Butler is a technology leader with more than twenty years spent building the infrastructure that lets organizations run the way leadership intended. His work pairs executive strategy with hands-on architecture, translating business goals into systems that deliver measurable outcomes. Across legal services, healthcare staffing, financial services, manufacturing, retail, and education, the pattern holds: fragmented systems and manual processes rebuilt into one connected environment. Architecture, not administration.</w:t>
       </w:r>
     </w:p>
     <w:p>
       <w:pPr>
-        <w:pBdr>
-          <w:bottom w:val="single" w:sz="8" w:space="2" w:color="2E5FA3"/>
-        </w:pBdr>
-        <w:spacing w:before="160" w:after="60"/>
-        <w:jc w:val="center"/>
-        <w:rPr>
-          <w:sz w:val="24"/>
-          <w:szCs w:val="24"/>
-        </w:rPr>
+        <w:spacing w:after="200" w:line="276" w:lineRule="auto"/>
       </w:pPr>
       <w:r>
-        <w:rPr>
-          <w:b/>
-          <w:bCs/>
-          <w:color w:val="1B3A6B"/>
-          <w:sz w:val="24"/>
-          <w:szCs w:val="24"/>
-        </w:rPr>
-        <w:t>Earlier Leadership</w:t>
+        <w:t>As Senior Director of Technology at Latitude Legal, Jamie led enterprise technology through rapid growth and four post-acquisition integrations. He stood up a Microsoft 365 environment for a 150 to 500 user organization, moved the company from Bullhorn to Salesforce with an Experience Cloud portal and AI agents, automated the contract lifecycle in Ironclad, deployed a Zoom Phone AI IVR, and built a dedicated security program from the ground up. Each initiative changed how the business performed, not just how technology ran.</w:t>
       </w:r>
     </w:p>
     <w:p>
       <w:pPr>
-        <w:spacing w:after="100" w:line="264" w:lineRule="auto"/>
-        <w:rPr>
-          <w:color w:val="000000"/>
-        </w:rPr>
+        <w:spacing w:after="200" w:line="276" w:lineRule="auto"/>
       </w:pPr>
       <w:r>
-        <w:rPr>
-          <w:color w:val="000000"/>
-        </w:rPr>
-        <w:t>At AlliedUP Cooperative — the nation's first worker-owned healthcare staffing cooperative — Jamie directed a full-stack technology transformation as Vice President of Technology. He consolidated BlueSky ATS and Salesforce CRM into a unified Bullhorn platform, implemented ADP Workforce Now for HRIS and payroll, integrated AccuSource background screening with automated pass-through to PEO onboarding, and built executive and board-level KPI reporting pipelines for leadership and external grant stakeholders. He owned a $1M+ technology budget end to end across planning, forecasting, vendor management.</w:t>
+        <w:t>Earlier, as Vice President of Technology at AlliedUP Cooperative, the nation’s first worker-owned healthcare staffing cooperative, he consolidated recruiting and CRM onto one Bullhorn platform, implemented ADP Workforce Now, owned a technology budget above one million dollars, and built the board and grant reporting that gave leadership real-time visibility. At EOSG Resources, as Director of Information Services, he sustained and modernized an enterprise stack through eight years of growth, including two ERP migrations and an integrated pipeline connecting recruiting, payroll, and finance.</w:t>
       </w:r>
     </w:p>
     <w:p>
       <w:pPr>
-        <w:spacing w:after="100" w:line="264" w:lineRule="auto"/>
-        <w:rPr>
-          <w:color w:val="000000"/>
-        </w:rPr>
+        <w:spacing w:after="200" w:line="276" w:lineRule="auto"/>
       </w:pPr>
       <w:r>
-        <w:rPr>
-          <w:color w:val="000000"/>
-        </w:rPr>
-        <w:t>At EOSG Resources, as Director of Information Services, Jamie sustained and modernized a complete enterprise technology ecosystem through eight years of substantial organizational growth. He led two major ERP migrations — Oracle E-Business to Microsoft Dynamics, and NetSuite to Sage Intacct — replaced the ATS platform from Avionté to Bullhorn, migrated HRIS and payroll to PrismHR, and designed an end-to-end integration pipeline connecting ATS, payroll, ERP into one continuous data flow supporting ~900 active clients.</w:t>
+        <w:t>His earlier career built the foundation: ERP implementations and KPI reporting in manufacturing at Cannon Fabrication and Oreq Corporation, a retail inventory system at Anchor Blue, and network and database administration at ITT Technical Institute. The progression has been consistent, moving from technical execution to enterprise strategy.</w:t>
       </w:r>
     </w:p>
     <w:p>
       <w:pPr>
-        <w:spacing w:after="100" w:line="264" w:lineRule="auto"/>
-        <w:rPr>
-          <w:color w:val="000000"/>
-        </w:rPr>
+        <w:spacing w:after="200" w:line="276" w:lineRule="auto"/>
       </w:pPr>
       <w:r>
-        <w:rPr>
-          <w:color w:val="000000"/>
-        </w:rPr>
-        <w:t>Earlier, Jamie served as Interim Director of Technology at Oreq Corporation on a contract engagement, leading an enterprise ERP migration and operational transformation across a manufacturing and distribution operation. He built the cross-functional technology and reporting infrastructure at Cannon Fabrication and Casablanca Fan Company, contributed to a $1M inventory management system implementation at Anchor Blue Retail Group, and began his career as a Network &amp; Systems Administrator at ITT Technical Institute, where he built a proprietary student-grade tracking database and led a campus-wide network migration. That foundation in network administration, database development, operational systems underpins a career that has moved consistently between technical execution and enterprise strategy — and still operates comfortably in both.</w:t>
+        <w:t>Jamie leads distributed teams across in-house, nearshore, and offshore environments, building the structure and accountability that keep complex initiatives moving from strategy to delivery. His operating principle is simple: the foundation is the transformation. Build the architecture, governance, and automation right, and the organization can grow without growing its complexity.</w:t>
       </w:r>
     </w:p>
     <w:p>
       <w:pPr>
-        <w:rPr>
-          <w:sz w:val="2"/>
-          <w:szCs w:val="2"/>
-        </w:rPr>
+        <w:spacing w:line="276" w:lineRule="auto"/>
       </w:pPr>
       <w:r>
-        <w:rPr>
-          <w:sz w:val="2"/>
-          <w:szCs w:val="2"/>
-        </w:rPr>
-        <w:br w:type="page"/>
-      </w:r>
-    </w:p>
-    <w:p>
-      <w:pPr>
-        <w:pBdr>
-          <w:bottom w:val="single" w:sz="8" w:space="2" w:color="2E5FA3"/>
-        </w:pBdr>
-        <w:spacing w:before="160" w:after="60"/>
-        <w:jc w:val="center"/>
-        <w:rPr>
-          <w:sz w:val="24"/>
-          <w:szCs w:val="24"/>
-        </w:rPr>
-      </w:pPr>
-      <w:r>
-        <w:rPr>
-          <w:b/>
-          <w:bCs/>
-          <w:color w:val="1B3A6B"/>
-          <w:sz w:val="24"/>
-          <w:szCs w:val="24"/>
-        </w:rPr>
-        <w:lastRenderedPageBreak/>
-        <w:t>A</w:t>
-      </w:r>
-      <w:r>
-        <w:rPr>
-          <w:b/>
-          <w:bCs/>
-          <w:color w:val="1B3A6B"/>
-          <w:sz w:val="24"/>
-          <w:szCs w:val="24"/>
-        </w:rPr>
-        <w:t>pproach</w:t>
-      </w:r>
-    </w:p>
-    <w:p>
-      <w:pPr>
-        <w:spacing w:after="100" w:line="264" w:lineRule="auto"/>
-        <w:rPr>
-          <w:sz w:val="2"/>
-          <w:szCs w:val="2"/>
-        </w:rPr>
-      </w:pPr>
-      <w:r>
-        <w:rPr>
-          <w:color w:val="000000"/>
-        </w:rPr>
-        <w:t>Jamie's approach centers on building systems and teams that execute at scale. He has led distributed organizations spanning internal engineers, onshore operational staff, nearshore and offshore development teams, consulting partners — establishing the clarity, structure, accountability that keeps complex initiatives moving from strategy through delivery. The work also stays close to the architecture itself; he builds, not just directs. His core principle: foundation is the transformation. Structural and governance work is the real strategic work, not a prerequisite to it.</w:t>
-      </w:r>
-    </w:p>
-    <w:p>
-      <w:pPr>
-        <w:pBdr>
-          <w:bottom w:val="single" w:sz="8" w:space="2" w:color="2E5FA3"/>
-        </w:pBdr>
-        <w:spacing w:before="160" w:after="60"/>
-        <w:jc w:val="center"/>
-        <w:rPr>
-          <w:sz w:val="24"/>
-          <w:szCs w:val="24"/>
-        </w:rPr>
-      </w:pPr>
-      <w:r>
-        <w:rPr>
-          <w:b/>
-          <w:bCs/>
-          <w:color w:val="1B3A6B"/>
-          <w:sz w:val="24"/>
-          <w:szCs w:val="24"/>
-        </w:rPr>
-        <w:t>E</w:t>
-      </w:r>
-      <w:r>
-        <w:rPr>
-          <w:b/>
-          <w:bCs/>
-          <w:color w:val="1B3A6B"/>
-          <w:sz w:val="24"/>
-          <w:szCs w:val="24"/>
-        </w:rPr>
-        <w:t>ducation</w:t>
-      </w:r>
-      <w:r>
-        <w:rPr>
-          <w:b/>
-          <w:bCs/>
-          <w:color w:val="1B3A6B"/>
-          <w:sz w:val="24"/>
-          <w:szCs w:val="24"/>
-        </w:rPr>
-        <w:t xml:space="preserve"> &amp; C</w:t>
-      </w:r>
-      <w:r>
-        <w:rPr>
-          <w:b/>
-          <w:bCs/>
-          <w:color w:val="1B3A6B"/>
-          <w:sz w:val="24"/>
-          <w:szCs w:val="24"/>
-        </w:rPr>
-        <w:t>redentials</w:t>
-      </w:r>
-    </w:p>
-    <w:p>
-      <w:pPr>
-        <w:spacing w:after="100" w:line="264" w:lineRule="auto"/>
-        <w:rPr>
-          <w:sz w:val="2"/>
-          <w:szCs w:val="2"/>
-        </w:rPr>
-      </w:pPr>
-      <w:r>
-        <w:rPr>
-          <w:color w:val="000000"/>
-        </w:rPr>
-        <w:t>Jamie holds an MBA in Business Information Systems, a Bachelor of Science in Computer Science with a focus on Information Systems Security, and an Associate of Science in Computer Science with a focus on Computer Network Systems. He is a certified Project Management Professional (PMP) and holds additional credentials in Artificial Intelligence and Responsible AI from Google, Agile with Jira, Cybersecurity, GDPR Data Privacy &amp; Protection, PCI DSS Compliance, Strategic Leadership, Leading Change Management, Technical Project Management, and Microsoft Active Directory Administration. He has been named an Honored Listee in Marquis Who's Who.</w:t>
-      </w:r>
-    </w:p>
-    <w:p>
-      <w:pPr>
-        <w:pBdr>
-          <w:bottom w:val="single" w:sz="8" w:space="2" w:color="2E5FA3"/>
-        </w:pBdr>
-        <w:spacing w:before="160" w:after="60"/>
-        <w:jc w:val="center"/>
-        <w:rPr>
-          <w:sz w:val="24"/>
-          <w:szCs w:val="24"/>
-        </w:rPr>
-      </w:pPr>
-      <w:r>
-        <w:rPr>
-          <w:b/>
-          <w:bCs/>
-          <w:color w:val="1B3A6B"/>
-          <w:sz w:val="24"/>
-          <w:szCs w:val="24"/>
-        </w:rPr>
-        <w:t>I</w:t>
-      </w:r>
-      <w:r>
-        <w:rPr>
-          <w:b/>
-          <w:bCs/>
-          <w:color w:val="1B3A6B"/>
-          <w:sz w:val="24"/>
-          <w:szCs w:val="24"/>
-        </w:rPr>
-        <w:t>ndustries</w:t>
-      </w:r>
-      <w:r>
-        <w:rPr>
-          <w:b/>
-          <w:bCs/>
-          <w:color w:val="1B3A6B"/>
-          <w:sz w:val="24"/>
-          <w:szCs w:val="24"/>
-        </w:rPr>
-        <w:t xml:space="preserve"> S</w:t>
-      </w:r>
-      <w:r>
-        <w:rPr>
-          <w:b/>
-          <w:bCs/>
-          <w:color w:val="1B3A6B"/>
-          <w:sz w:val="24"/>
-          <w:szCs w:val="24"/>
-        </w:rPr>
-        <w:t>erved</w:t>
-      </w:r>
-    </w:p>
-    <w:p>
-      <w:pPr>
-        <w:spacing w:after="100" w:line="264" w:lineRule="auto"/>
-      </w:pPr>
-      <w:r>
-        <w:rPr>
-          <w:b/>
-          <w:bCs/>
-          <w:color w:val="000000"/>
-        </w:rPr>
-        <w:t>Legal</w:t>
-      </w:r>
-      <w:r>
-        <w:rPr>
-          <w:color w:val="000000"/>
-        </w:rPr>
-        <w:t xml:space="preserve"> </w:t>
-      </w:r>
-      <w:r>
-        <w:rPr>
-          <w:b/>
-          <w:bCs/>
-          <w:color w:val="000000"/>
-        </w:rPr>
-        <w:t>Services</w:t>
-      </w:r>
-      <w:r>
-        <w:rPr>
-          <w:color w:val="000000"/>
-        </w:rPr>
-        <w:t xml:space="preserve"> · </w:t>
-      </w:r>
-      <w:r>
-        <w:rPr>
-          <w:b/>
-          <w:bCs/>
-          <w:color w:val="000000"/>
-        </w:rPr>
-        <w:t>Healthcare</w:t>
-      </w:r>
-      <w:r>
-        <w:rPr>
-          <w:color w:val="000000"/>
-        </w:rPr>
-        <w:t xml:space="preserve"> </w:t>
-      </w:r>
-      <w:r>
-        <w:rPr>
-          <w:b/>
-          <w:bCs/>
-          <w:color w:val="000000"/>
-        </w:rPr>
-        <w:t>Staffing</w:t>
-      </w:r>
-      <w:r>
-        <w:rPr>
-          <w:color w:val="000000"/>
-        </w:rPr>
-        <w:t xml:space="preserve"> · </w:t>
-      </w:r>
-      <w:r>
-        <w:rPr>
-          <w:b/>
-          <w:bCs/>
-          <w:color w:val="000000"/>
-        </w:rPr>
-        <w:t>Financial</w:t>
-      </w:r>
-      <w:r>
-        <w:rPr>
-          <w:color w:val="000000"/>
-        </w:rPr>
-        <w:t xml:space="preserve"> </w:t>
-      </w:r>
-      <w:r>
-        <w:rPr>
-          <w:b/>
-          <w:bCs/>
-          <w:color w:val="000000"/>
-        </w:rPr>
-        <w:t>Services</w:t>
-      </w:r>
-      <w:r>
-        <w:rPr>
-          <w:color w:val="000000"/>
-        </w:rPr>
-        <w:t xml:space="preserve"> · </w:t>
-      </w:r>
-      <w:r>
-        <w:rPr>
-          <w:b/>
-          <w:bCs/>
-          <w:color w:val="000000"/>
-        </w:rPr>
-        <w:t>Manufacturing</w:t>
-      </w:r>
-      <w:r>
-        <w:rPr>
-          <w:color w:val="000000"/>
-        </w:rPr>
-        <w:t xml:space="preserve"> · </w:t>
-      </w:r>
-      <w:r>
-        <w:rPr>
-          <w:b/>
-          <w:bCs/>
-          <w:color w:val="000000"/>
-        </w:rPr>
-        <w:t>Distribution</w:t>
-      </w:r>
-      <w:r>
-        <w:rPr>
-          <w:color w:val="000000"/>
-        </w:rPr>
-        <w:t xml:space="preserve"> · </w:t>
-      </w:r>
-      <w:r>
-        <w:rPr>
-          <w:b/>
-          <w:bCs/>
-          <w:color w:val="000000"/>
-        </w:rPr>
-        <w:t>Retail</w:t>
-      </w:r>
-      <w:r>
-        <w:rPr>
-          <w:color w:val="000000"/>
-        </w:rPr>
-        <w:t xml:space="preserve"> · </w:t>
-      </w:r>
-      <w:r>
-        <w:rPr>
-          <w:b/>
-          <w:bCs/>
-          <w:color w:val="000000"/>
-        </w:rPr>
-        <w:t>Education</w:t>
-      </w:r>
-      <w:r>
-        <w:rPr>
-          <w:color w:val="000000"/>
-        </w:rPr>
-        <w:t xml:space="preserve"> · </w:t>
-      </w:r>
-      <w:r>
-        <w:rPr>
-          <w:b/>
-          <w:bCs/>
-          <w:color w:val="000000"/>
-        </w:rPr>
-        <w:t>Real</w:t>
-      </w:r>
-      <w:r>
-        <w:rPr>
-          <w:color w:val="000000"/>
-        </w:rPr>
-        <w:t xml:space="preserve"> </w:t>
-      </w:r>
-      <w:r>
-        <w:rPr>
-          <w:b/>
-          <w:bCs/>
-          <w:color w:val="000000"/>
-        </w:rPr>
-        <w:t>Estate</w:t>
+        <w:t>He holds an MBA in Business Information Systems and Computer Science degrees focused on information security and network systems, and is a certified Project Management Professional with additional credentials in artificial intelligence, cloud architecture, and change management.</w:t>
       </w:r>
     </w:p>
     <w:sectPr>
       <w:pgSz w:w="12240" w:h="15840"/>
-      <w:pgMar w:top="1080" w:right="1080" w:bottom="1080" w:left="1080" w:header="708" w:footer="708" w:gutter="0"/>
+      <w:pgMar w:top="0" w:right="1080" w:bottom="864" w:left="1080" w:header="708" w:footer="708" w:gutter="0"/>
       <w:cols w:space="720"/>
       <w:docGrid w:linePitch="360"/>
     </w:sectPr>
@@ -637,10 +203,64 @@
 <file path=word/numbering.xml><?xml version="1.0" encoding="utf-8"?>
 <w:numbering xmlns:wpc="http://schemas.microsoft.com/office/word/2010/wordprocessingCanvas" xmlns:cx="http://schemas.microsoft.com/office/drawing/2014/chartex" xmlns:cx1="http://schemas.microsoft.com/office/drawing/2015/9/8/chartex" xmlns:cx2="http://schemas.microsoft.com/office/drawing/2015/10/21/chartex" xmlns:cx3="http://schemas.microsoft.com/office/drawing/2016/5/9/chartex" xmlns:cx4="http://schemas.microsoft.com/office/drawing/2016/5/10/chartex" xmlns:cx5="http://schemas.microsoft.com/office/drawing/2016/5/11/chartex" xmlns:cx6="http://schemas.microsoft.com/office/drawing/2016/5/12/chartex" xmlns:cx7="http://schemas.microsoft.com/office/drawing/2016/5/13/chartex" xmlns:cx8="http://schemas.microsoft.com/office/drawing/2016/5/14/chartex" xmlns:mc="http://schemas.openxmlformats.org/markup-compatibility/2006" xmlns:aink="http://schemas.microsoft.com/office/drawing/2016/ink" xmlns:am3d="http://schemas.microsoft.com/office/drawing/2017/model3d" xmlns:o="urn:schemas-microsoft-com:office:office" xmlns:oel="http://schemas.microsoft.com/office/2019/extlst" xmlns:r="http://schemas.openxmlformats.org/officeDocument/2006/relationships" xmlns:m="http://schemas.openxmlformats.org/officeDocument/2006/math" xmlns:v="urn:schemas-microsoft-com:vml" xmlns:wp14="http://schemas.microsoft.com/office/word/2010/wordprocessingDrawing" xmlns:wp="http://schemas.openxmlformats.org/drawingml/2006/wordprocessingDrawing" xmlns:w10="urn:schemas-microsoft-com:office:word" xmlns:w="http://schemas.openxmlformats.org/wordprocessingml/2006/main" xmlns:w14="http://schemas.microsoft.com/office/word/2010/wordml" xmlns:w15="http://schemas.microsoft.com/office/word/2012/wordml" xmlns:w16cex="http://schemas.microsoft.com/office/word/2018/wordml/cex" xmlns:w16cid="http://schemas.microsoft.com/office/word/2016/wordml/cid" xmlns:w16="http://schemas.microsoft.com/office/word/2018/wordml" xmlns:w16du="http://schemas.microsoft.com/office/word/2023/wordml/word16du" xmlns:w16sdtdh="http://schemas.microsoft.com/office/word/2020/wordml/sdtdatahash" xmlns:w16sdtfl="http://schemas.microsoft.com/office/word/2024/wordml/sdtformatlock" xmlns:w16se="http://schemas.microsoft.com/office/word/2015/wordml/symex" xmlns:wpg="http://schemas.microsoft.com/office/word/2010/wordprocessingGroup" xmlns:wpi="http://schemas.microsoft.com/office/word/2010/wordprocessingInk" xmlns:wne="http://schemas.microsoft.com/office/word/2006/wordml" xmlns:wps="http://schemas.microsoft.com/office/word/2010/wordprocessingShape" mc:Ignorable="w14 w15 w16se w16cid w16 w16cex w16sdtdh w16sdtfl w16du wp14">
   <w:abstractNum w:abstractNumId="0" w15:restartNumberingAfterBreak="0">
-    <w:nsid w:val="3A1621D2"/>
+    <w:nsid w:val="4A48624A"/>
     <w:multiLevelType w:val="hybridMultilevel"/>
-    <w:tmpl w:val="456EE91C"/>
-    <w:lvl w:ilvl="0" w:tplc="67688C44">
+    <w:tmpl w:val="090213F0"/>
+    <w:lvl w:ilvl="0" w:tplc="5A386A9E">
+      <w:start w:val="1"/>
+      <w:numFmt w:val="bullet"/>
+      <w:lvlText w:val="•"/>
+      <w:lvlJc w:val="left"/>
+      <w:pPr>
+        <w:ind w:left="980" w:hanging="230"/>
+      </w:pPr>
+    </w:lvl>
+    <w:lvl w:ilvl="1" w:tplc="BFA25632">
+      <w:numFmt w:val="decimal"/>
+      <w:lvlText w:val=""/>
+      <w:lvlJc w:val="left"/>
+    </w:lvl>
+    <w:lvl w:ilvl="2" w:tplc="1A28BBD4">
+      <w:numFmt w:val="decimal"/>
+      <w:lvlText w:val=""/>
+      <w:lvlJc w:val="left"/>
+    </w:lvl>
+    <w:lvl w:ilvl="3" w:tplc="5010F458">
+      <w:numFmt w:val="decimal"/>
+      <w:lvlText w:val=""/>
+      <w:lvlJc w:val="left"/>
+    </w:lvl>
+    <w:lvl w:ilvl="4" w:tplc="714CD3D2">
+      <w:numFmt w:val="decimal"/>
+      <w:lvlText w:val=""/>
+      <w:lvlJc w:val="left"/>
+    </w:lvl>
+    <w:lvl w:ilvl="5" w:tplc="D3BA393E">
+      <w:numFmt w:val="decimal"/>
+      <w:lvlText w:val=""/>
+      <w:lvlJc w:val="left"/>
+    </w:lvl>
+    <w:lvl w:ilvl="6" w:tplc="8B2EF552">
+      <w:numFmt w:val="decimal"/>
+      <w:lvlText w:val=""/>
+      <w:lvlJc w:val="left"/>
+    </w:lvl>
+    <w:lvl w:ilvl="7" w:tplc="E4F88316">
+      <w:numFmt w:val="decimal"/>
+      <w:lvlText w:val=""/>
+      <w:lvlJc w:val="left"/>
+    </w:lvl>
+    <w:lvl w:ilvl="8" w:tplc="4FCCDD8A">
+      <w:numFmt w:val="decimal"/>
+      <w:lvlText w:val=""/>
+      <w:lvlJc w:val="left"/>
+    </w:lvl>
+  </w:abstractNum>
+  <w:abstractNum w:abstractNumId="1" w15:restartNumberingAfterBreak="0">
+    <w:nsid w:val="4ED920E6"/>
+    <w:multiLevelType w:val="hybridMultilevel"/>
+    <w:tmpl w:val="A7D8AF12"/>
+    <w:lvl w:ilvl="0" w:tplc="B28878F6">
       <w:start w:val="1"/>
       <w:numFmt w:val="bullet"/>
       <w:lvlText w:val="●"/>
@@ -649,7 +269,7 @@
         <w:ind w:left="720" w:hanging="360"/>
       </w:pPr>
     </w:lvl>
-    <w:lvl w:ilvl="1" w:tplc="99D4DD02">
+    <w:lvl w:ilvl="1" w:tplc="F04C38EC">
       <w:start w:val="1"/>
       <w:numFmt w:val="bullet"/>
       <w:lvlText w:val="○"/>
@@ -658,7 +278,7 @@
         <w:ind w:left="1440" w:hanging="360"/>
       </w:pPr>
     </w:lvl>
-    <w:lvl w:ilvl="2" w:tplc="36F23B18">
+    <w:lvl w:ilvl="2" w:tplc="49387CF6">
       <w:start w:val="1"/>
       <w:numFmt w:val="bullet"/>
       <w:lvlText w:val="■"/>
@@ -667,7 +287,7 @@
         <w:ind w:left="2160" w:hanging="360"/>
       </w:pPr>
     </w:lvl>
-    <w:lvl w:ilvl="3" w:tplc="7D42BA10">
+    <w:lvl w:ilvl="3" w:tplc="8DB61C52">
       <w:start w:val="1"/>
       <w:numFmt w:val="bullet"/>
       <w:lvlText w:val="●"/>
@@ -676,7 +296,7 @@
         <w:ind w:left="2880" w:hanging="360"/>
       </w:pPr>
     </w:lvl>
-    <w:lvl w:ilvl="4" w:tplc="87960B6C">
+    <w:lvl w:ilvl="4" w:tplc="C0E0EBA0">
       <w:start w:val="1"/>
       <w:numFmt w:val="bullet"/>
       <w:lvlText w:val="○"/>
@@ -685,7 +305,7 @@
         <w:ind w:left="3600" w:hanging="360"/>
       </w:pPr>
     </w:lvl>
-    <w:lvl w:ilvl="5" w:tplc="883868E4">
+    <w:lvl w:ilvl="5" w:tplc="08F025DA">
       <w:start w:val="1"/>
       <w:numFmt w:val="bullet"/>
       <w:lvlText w:val="■"/>
@@ -694,7 +314,7 @@
         <w:ind w:left="4320" w:hanging="360"/>
       </w:pPr>
     </w:lvl>
-    <w:lvl w:ilvl="6" w:tplc="83F84AAE">
+    <w:lvl w:ilvl="6" w:tplc="9BE663FE">
       <w:start w:val="1"/>
       <w:numFmt w:val="bullet"/>
       <w:lvlText w:val="●"/>
@@ -703,7 +323,7 @@
         <w:ind w:left="5040" w:hanging="360"/>
       </w:pPr>
     </w:lvl>
-    <w:lvl w:ilvl="7" w:tplc="6B7A7EAC">
+    <w:lvl w:ilvl="7" w:tplc="7B9EC9EE">
       <w:start w:val="1"/>
       <w:numFmt w:val="bullet"/>
       <w:lvlText w:val="●"/>
@@ -712,7 +332,7 @@
         <w:ind w:left="5760" w:hanging="360"/>
       </w:pPr>
     </w:lvl>
-    <w:lvl w:ilvl="8" w:tplc="1A104BF8">
+    <w:lvl w:ilvl="8" w:tplc="44665CCA">
       <w:start w:val="1"/>
       <w:numFmt w:val="bullet"/>
       <w:lvlText w:val="●"/>
@@ -722,62 +342,8 @@
       </w:pPr>
     </w:lvl>
   </w:abstractNum>
-  <w:abstractNum w:abstractNumId="1" w15:restartNumberingAfterBreak="0">
-    <w:nsid w:val="4F9010F5"/>
-    <w:multiLevelType w:val="hybridMultilevel"/>
-    <w:tmpl w:val="848C70FE"/>
-    <w:lvl w:ilvl="0" w:tplc="447A699E">
-      <w:start w:val="1"/>
-      <w:numFmt w:val="bullet"/>
-      <w:lvlText w:val="•"/>
-      <w:lvlJc w:val="left"/>
-      <w:pPr>
-        <w:ind w:left="360" w:hanging="220"/>
-      </w:pPr>
-    </w:lvl>
-    <w:lvl w:ilvl="1" w:tplc="2CA2AA48">
-      <w:numFmt w:val="decimal"/>
-      <w:lvlText w:val=""/>
-      <w:lvlJc w:val="left"/>
-    </w:lvl>
-    <w:lvl w:ilvl="2" w:tplc="2DA4705E">
-      <w:numFmt w:val="decimal"/>
-      <w:lvlText w:val=""/>
-      <w:lvlJc w:val="left"/>
-    </w:lvl>
-    <w:lvl w:ilvl="3" w:tplc="6A4C827E">
-      <w:numFmt w:val="decimal"/>
-      <w:lvlText w:val=""/>
-      <w:lvlJc w:val="left"/>
-    </w:lvl>
-    <w:lvl w:ilvl="4" w:tplc="A2DC48FA">
-      <w:numFmt w:val="decimal"/>
-      <w:lvlText w:val=""/>
-      <w:lvlJc w:val="left"/>
-    </w:lvl>
-    <w:lvl w:ilvl="5" w:tplc="F07A0058">
-      <w:numFmt w:val="decimal"/>
-      <w:lvlText w:val=""/>
-      <w:lvlJc w:val="left"/>
-    </w:lvl>
-    <w:lvl w:ilvl="6" w:tplc="A42A6FD6">
-      <w:numFmt w:val="decimal"/>
-      <w:lvlText w:val=""/>
-      <w:lvlJc w:val="left"/>
-    </w:lvl>
-    <w:lvl w:ilvl="7" w:tplc="CA26CE78">
-      <w:numFmt w:val="decimal"/>
-      <w:lvlText w:val=""/>
-      <w:lvlJc w:val="left"/>
-    </w:lvl>
-    <w:lvl w:ilvl="8" w:tplc="8C586D70">
-      <w:numFmt w:val="decimal"/>
-      <w:lvlText w:val=""/>
-      <w:lvlJc w:val="left"/>
-    </w:lvl>
-  </w:abstractNum>
-  <w:num w:numId="1" w16cid:durableId="1638879306">
-    <w:abstractNumId w:val="0"/>
+  <w:num w:numId="1" w16cid:durableId="464004792">
+    <w:abstractNumId w:val="1"/>
     <w:lvlOverride w:ilvl="0">
       <w:startOverride w:val="1"/>
     </w:lvlOverride>
@@ -790,7 +356,9 @@
   <w:docDefaults>
     <w:rPrDefault>
       <w:rPr>
-        <w:rFonts w:ascii="Arial" w:eastAsia="Arial" w:hAnsi="Arial" w:cs="Arial"/>
+        <w:rFonts w:ascii="Garamond" w:eastAsia="Garamond" w:hAnsi="Garamond" w:cs="Garamond"/>
+        <w:sz w:val="22"/>
+        <w:szCs w:val="22"/>
         <w:lang w:val="en-US" w:eastAsia="en-US" w:bidi="ar-SA"/>
       </w:rPr>
     </w:rPrDefault>
@@ -1183,12 +751,15 @@
     <w:uiPriority w:val="9"/>
     <w:qFormat/>
     <w:pPr>
+      <w:spacing w:before="160" w:after="120"/>
       <w:outlineLvl w:val="0"/>
     </w:pPr>
     <w:rPr>
-      <w:color w:val="2E74B5"/>
-      <w:sz w:val="32"/>
-      <w:szCs w:val="32"/>
+      <w:b/>
+      <w:bCs/>
+      <w:color w:val="000000"/>
+      <w:sz w:val="26"/>
+      <w:szCs w:val="26"/>
     </w:rPr>
   </w:style>
   <w:style w:type="paragraph" w:styleId="Heading2">
@@ -1334,6 +905,10 @@
     <w:uiPriority w:val="99"/>
     <w:semiHidden/>
     <w:unhideWhenUsed/>
+    <w:rPr>
+      <w:sz w:val="20"/>
+      <w:szCs w:val="20"/>
+    </w:rPr>
   </w:style>
   <w:style w:type="character" w:customStyle="1" w:styleId="FootnoteTextChar">
     <w:name w:val="Footnote Text Char"/>
@@ -1361,6 +936,10 @@
     <w:uiPriority w:val="99"/>
     <w:semiHidden/>
     <w:unhideWhenUsed/>
+    <w:rPr>
+      <w:sz w:val="20"/>
+      <w:szCs w:val="20"/>
+    </w:rPr>
   </w:style>
   <w:style w:type="character" w:customStyle="1" w:styleId="EndnoteTextChar">
     <w:name w:val="Endnote Text Char"/>
@@ -1371,6 +950,18 @@
     <w:rPr>
       <w:sz w:val="20"/>
       <w:szCs w:val="20"/>
+    </w:rPr>
+  </w:style>
+  <w:style w:type="character" w:styleId="UnresolvedMention">
+    <w:name w:val="Unresolved Mention"/>
+    <w:basedOn w:val="DefaultParagraphFont"/>
+    <w:uiPriority w:val="99"/>
+    <w:semiHidden/>
+    <w:unhideWhenUsed/>
+    <w:rsid w:val="00AE039B"/>
+    <w:rPr>
+      <w:color w:val="605E5C"/>
+      <w:shd w:val="clear" w:color="auto" w:fill="E1DFDD"/>
     </w:rPr>
   </w:style>
 </w:styles>

--- a/uploads/Butler_Jamie_Bio.docx
+++ b/uploads/Butler_Jamie_Bio.docx
@@ -4,14 +4,14 @@
   <w:body>
     <w:p>
       <w:pPr>
-        <w:shd w:val="clear" w:color="auto" w:fill="1A1A1A"/>
+        <w:shd w:val="clear" w:color="auto" w:fill="D6E4F0"/>
         <w:spacing w:line="620" w:lineRule="exact"/>
         <w:ind w:left="-1080" w:right="-1080"/>
       </w:pPr>
     </w:p>
     <w:p>
       <w:pPr>
-        <w:shd w:val="clear" w:color="auto" w:fill="1A1A1A"/>
+        <w:shd w:val="clear" w:color="auto" w:fill="D6E4F0"/>
         <w:spacing w:line="440" w:lineRule="exact"/>
         <w:ind w:left="-1080" w:right="-1080" w:firstLine="1080"/>
       </w:pPr>
@@ -19,7 +19,7 @@
         <w:rPr>
           <w:b/>
           <w:bCs/>
-          <w:color w:val="FFFFFF"/>
+          <w:color w:val="1A1A1A"/>
           <w:sz w:val="40"/>
           <w:szCs w:val="40"/>
         </w:rPr>
@@ -28,47 +28,63 @@
     </w:p>
     <w:p>
       <w:pPr>
-        <w:shd w:val="clear" w:color="auto" w:fill="1A1A1A"/>
+        <w:shd w:val="clear" w:color="auto" w:fill="D6E4F0"/>
         <w:spacing w:line="280" w:lineRule="exact"/>
         <w:ind w:left="-1080" w:right="-1080" w:firstLine="1080"/>
       </w:pPr>
       <w:r>
         <w:rPr>
-          <w:color w:val="FFFFFF"/>
+          <w:b/>
+          <w:bCs/>
+          <w:color w:val="1A1A1A"/>
         </w:rPr>
-        <w:t xml:space="preserve">Technology </w:t>
+        <w:t>Technology</w:t>
+      </w:r>
+      <w:r>
+        <w:rPr>
+          <w:color w:val="1A1A1A"/>
+        </w:rPr>
+        <w:t xml:space="preserve"> </w:t>
       </w:r>
       <w:proofErr w:type="gramStart"/>
       <w:r>
         <w:rPr>
-          <w:color w:val="FFFFFF"/>
+          <w:b/>
+          <w:bCs/>
+          <w:color w:val="1A1A1A"/>
         </w:rPr>
-        <w:t>Leader  |</w:t>
+        <w:t>Leader</w:t>
+      </w:r>
+      <w:r>
+        <w:rPr>
+          <w:color w:val="1A1A1A"/>
+        </w:rPr>
+        <w:t xml:space="preserve">  |</w:t>
       </w:r>
       <w:proofErr w:type="gramEnd"/>
       <w:r>
         <w:rPr>
-          <w:color w:val="FFFFFF"/>
+          <w:color w:val="1A1A1A"/>
         </w:rPr>
         <w:t xml:space="preserve">  Strategy · Architecture · Transformation</w:t>
       </w:r>
     </w:p>
     <w:p>
       <w:pPr>
-        <w:shd w:val="clear" w:color="auto" w:fill="1A1A1A"/>
+        <w:shd w:val="clear" w:color="auto" w:fill="D6E4F0"/>
         <w:spacing w:line="40" w:lineRule="exact"/>
         <w:ind w:left="-1080" w:right="-1080"/>
       </w:pPr>
     </w:p>
     <w:p>
       <w:pPr>
-        <w:shd w:val="clear" w:color="auto" w:fill="1A1A1A"/>
+        <w:shd w:val="clear" w:color="auto" w:fill="D6E4F0"/>
         <w:spacing w:line="240" w:lineRule="exact"/>
         <w:ind w:left="-1080" w:right="-1080" w:firstLine="1080"/>
       </w:pPr>
       <w:r>
         <w:rPr>
-          <w:color w:val="FFFFFF"/>
+          <w:color w:val="1A1A1A"/>
           <w:sz w:val="19"/>
           <w:szCs w:val="19"/>
         </w:rPr>
@@ -86,7 +102,7 @@
       </w:hyperlink>
       <w:r>
         <w:rPr>
-          <w:color w:val="FFFFFF"/>
+          <w:color w:val="1A1A1A"/>
           <w:sz w:val="19"/>
           <w:szCs w:val="19"/>
         </w:rPr>
@@ -105,7 +121,7 @@
     </w:p>
     <w:p>
       <w:pPr>
-        <w:shd w:val="clear" w:color="auto" w:fill="1A1A1A"/>
+        <w:shd w:val="clear" w:color="auto" w:fill="D6E4F0"/>
         <w:spacing w:line="360" w:lineRule="exact"/>
         <w:ind w:left="-1080" w:right="-1080"/>
       </w:pPr>

--- a/uploads/Butler_Jamie_Bio.docx
+++ b/uploads/Butler_Jamie_Bio.docx
@@ -4,211 +4,365 @@
   <w:body>
     <w:p>
       <w:pPr>
-        <w:shd w:val="clear" w:color="auto" w:fill="D6E4F0"/>
-        <w:spacing w:line="620" w:lineRule="exact"/>
-        <w:ind w:left="-1080" w:right="-1080"/>
-      </w:pPr>
+        <w:spacing w:after="40"/>
+        <w:jc w:val="center"/>
+      </w:pPr>
+      <w:r>
+        <w:rPr>
+          <w:b/>
+          <w:bCs/>
+          <w:color w:val="1B3A6B"/>
+          <w:sz w:val="40"/>
+          <w:szCs w:val="40"/>
+        </w:rPr>
+        <w:t>Jamie Butler</w:t>
+      </w:r>
     </w:p>
     <w:p>
       <w:pPr>
-        <w:shd w:val="clear" w:color="auto" w:fill="D6E4F0"/>
-        <w:spacing w:line="440" w:lineRule="exact"/>
-        <w:ind w:left="-1080" w:right="-1080" w:firstLine="1080"/>
+        <w:spacing w:after="30"/>
+        <w:jc w:val="center"/>
       </w:pPr>
       <w:r>
         <w:rPr>
           <w:b/>
           <w:bCs/>
-          <w:color w:val="1A1A1A"/>
-          <w:sz w:val="40"/>
-          <w:szCs w:val="40"/>
-        </w:rPr>
-        <w:t>Jamie Butler</w:t>
+          <w:color w:val="2E5FA3"/>
+          <w:sz w:val="23"/>
+          <w:szCs w:val="23"/>
+        </w:rPr>
+        <w:t xml:space="preserve">Technology </w:t>
+      </w:r>
+      <w:proofErr w:type="gramStart"/>
+      <w:r>
+        <w:rPr>
+          <w:b/>
+          <w:bCs/>
+          <w:color w:val="2E5FA3"/>
+          <w:sz w:val="23"/>
+          <w:szCs w:val="23"/>
+        </w:rPr>
+        <w:t>Leader  ·</w:t>
+      </w:r>
+      <w:proofErr w:type="gramEnd"/>
+      <w:r>
+        <w:rPr>
+          <w:b/>
+          <w:bCs/>
+          <w:color w:val="2E5FA3"/>
+          <w:sz w:val="23"/>
+          <w:szCs w:val="23"/>
+        </w:rPr>
+        <w:t xml:space="preserve">  Systems Architect</w:t>
       </w:r>
     </w:p>
     <w:p>
       <w:pPr>
-        <w:shd w:val="clear" w:color="auto" w:fill="D6E4F0"/>
-        <w:spacing w:line="280" w:lineRule="exact"/>
-        <w:ind w:left="-1080" w:right="-1080" w:firstLine="1080"/>
-      </w:pPr>
-      <w:r>
-        <w:rPr>
-          <w:b/>
-          <w:bCs/>
-          <w:color w:val="1A1A1A"/>
-        </w:rPr>
-        <w:t>Technology</w:t>
-      </w:r>
-      <w:r>
-        <w:rPr>
-          <w:color w:val="1A1A1A"/>
-        </w:rPr>
-        <w:t xml:space="preserve"> </w:t>
+        <w:spacing w:after="50"/>
+        <w:jc w:val="center"/>
+      </w:pPr>
+      <w:r>
+        <w:rPr>
+          <w:color w:val="3D3D3D"/>
+          <w:sz w:val="17"/>
+          <w:szCs w:val="17"/>
+        </w:rPr>
+        <w:t xml:space="preserve">Enterprise Platform </w:t>
       </w:r>
       <w:proofErr w:type="gramStart"/>
       <w:r>
         <w:rPr>
-          <w:b/>
-          <w:bCs/>
-          <w:color w:val="1A1A1A"/>
-        </w:rPr>
-        <w:t>Leader</w:t>
-      </w:r>
-      <w:r>
-        <w:rPr>
-          <w:color w:val="1A1A1A"/>
-        </w:rPr>
-        <w:t xml:space="preserve">  |</w:t>
+          <w:color w:val="3D3D3D"/>
+          <w:sz w:val="17"/>
+          <w:szCs w:val="17"/>
+        </w:rPr>
+        <w:t>Migrations  ·</w:t>
       </w:r>
       <w:proofErr w:type="gramEnd"/>
       <w:r>
         <w:rPr>
-          <w:color w:val="1A1A1A"/>
-        </w:rPr>
-        <w:t xml:space="preserve">  Strategy · Architecture · Transformation</w:t>
+          <w:color w:val="3D3D3D"/>
+          <w:sz w:val="17"/>
+          <w:szCs w:val="17"/>
+        </w:rPr>
+        <w:t xml:space="preserve">  Systems </w:t>
+      </w:r>
+      <w:proofErr w:type="gramStart"/>
+      <w:r>
+        <w:rPr>
+          <w:color w:val="3D3D3D"/>
+          <w:sz w:val="17"/>
+          <w:szCs w:val="17"/>
+        </w:rPr>
+        <w:t>Integration  ·</w:t>
+      </w:r>
+      <w:proofErr w:type="gramEnd"/>
+      <w:r>
+        <w:rPr>
+          <w:color w:val="3D3D3D"/>
+          <w:sz w:val="17"/>
+          <w:szCs w:val="17"/>
+        </w:rPr>
+        <w:t xml:space="preserve">  Cloud &amp; </w:t>
+      </w:r>
+      <w:proofErr w:type="gramStart"/>
+      <w:r>
+        <w:rPr>
+          <w:color w:val="3D3D3D"/>
+          <w:sz w:val="17"/>
+          <w:szCs w:val="17"/>
+        </w:rPr>
+        <w:t>Identity  ·</w:t>
+      </w:r>
+      <w:proofErr w:type="gramEnd"/>
+      <w:r>
+        <w:rPr>
+          <w:color w:val="3D3D3D"/>
+          <w:sz w:val="17"/>
+          <w:szCs w:val="17"/>
+        </w:rPr>
+        <w:t xml:space="preserve">  AI &amp; </w:t>
+      </w:r>
+      <w:proofErr w:type="gramStart"/>
+      <w:r>
+        <w:rPr>
+          <w:color w:val="3D3D3D"/>
+          <w:sz w:val="17"/>
+          <w:szCs w:val="17"/>
+        </w:rPr>
+        <w:t>Automation  ·</w:t>
+      </w:r>
+      <w:proofErr w:type="gramEnd"/>
+      <w:r>
+        <w:rPr>
+          <w:color w:val="3D3D3D"/>
+          <w:sz w:val="17"/>
+          <w:szCs w:val="17"/>
+        </w:rPr>
+        <w:t xml:space="preserve">  ITSM</w:t>
       </w:r>
     </w:p>
     <w:p>
       <w:pPr>
-        <w:shd w:val="clear" w:color="auto" w:fill="D6E4F0"/>
-        <w:spacing w:line="40" w:lineRule="exact"/>
-        <w:ind w:left="-1080" w:right="-1080"/>
-      </w:pPr>
-    </w:p>
-    <w:p>
-      <w:pPr>
-        <w:shd w:val="clear" w:color="auto" w:fill="D6E4F0"/>
-        <w:spacing w:line="240" w:lineRule="exact"/>
-        <w:ind w:left="-1080" w:right="-1080" w:firstLine="1080"/>
-      </w:pPr>
-      <w:r>
-        <w:rPr>
-          <w:color w:val="1A1A1A"/>
-          <w:sz w:val="19"/>
-          <w:szCs w:val="19"/>
-        </w:rPr>
-        <w:t xml:space="preserve">Texas, US  |  </w:t>
+        <w:spacing w:after="60"/>
+        <w:jc w:val="center"/>
+      </w:pPr>
+      <w:r>
+        <w:rPr>
+          <w:color w:val="3D3D3D"/>
+          <w:sz w:val="17"/>
+          <w:szCs w:val="17"/>
+        </w:rPr>
+        <w:t>Houston, TX</w:t>
+      </w:r>
+      <w:r>
+        <w:rPr>
+          <w:color w:val="5A5A5A"/>
+          <w:sz w:val="17"/>
+          <w:szCs w:val="17"/>
+        </w:rPr>
+        <w:t xml:space="preserve">    |    </w:t>
       </w:r>
       <w:hyperlink r:id="rId5" w:history="1">
         <w:r>
           <w:rPr>
-            <w:rStyle w:val="Hyperlink"/>
-            <w:sz w:val="19"/>
-            <w:szCs w:val="19"/>
+            <w:color w:val="2E5FA3"/>
+            <w:sz w:val="17"/>
+            <w:szCs w:val="17"/>
+            <w:u w:val="single"/>
           </w:rPr>
           <w:t>jamieadambutler@icloud.com</w:t>
         </w:r>
       </w:hyperlink>
       <w:r>
         <w:rPr>
-          <w:color w:val="1A1A1A"/>
-          <w:sz w:val="19"/>
-          <w:szCs w:val="19"/>
-        </w:rPr>
-        <w:t xml:space="preserve">  |  (951) 768-4008  |  </w:t>
+          <w:color w:val="5A5A5A"/>
+          <w:sz w:val="17"/>
+          <w:szCs w:val="17"/>
+        </w:rPr>
+        <w:t xml:space="preserve">    | </w:t>
+      </w:r>
+      <w:proofErr w:type="gramStart"/>
+      <w:r>
+        <w:rPr>
+          <w:color w:val="5A5A5A"/>
+          <w:sz w:val="17"/>
+          <w:szCs w:val="17"/>
+        </w:rPr>
+        <w:t xml:space="preserve">   </w:t>
+      </w:r>
+      <w:r>
+        <w:rPr>
+          <w:color w:val="3D3D3D"/>
+          <w:sz w:val="17"/>
+          <w:szCs w:val="17"/>
+        </w:rPr>
+        <w:t>(</w:t>
+      </w:r>
+      <w:proofErr w:type="gramEnd"/>
+      <w:r>
+        <w:rPr>
+          <w:color w:val="3D3D3D"/>
+          <w:sz w:val="17"/>
+          <w:szCs w:val="17"/>
+        </w:rPr>
+        <w:t>951) 768-4008</w:t>
+      </w:r>
+      <w:r>
+        <w:rPr>
+          <w:color w:val="5A5A5A"/>
+          <w:sz w:val="17"/>
+          <w:szCs w:val="17"/>
+        </w:rPr>
+        <w:t xml:space="preserve">    |    </w:t>
       </w:r>
       <w:hyperlink r:id="rId6" w:history="1">
         <w:r>
           <w:rPr>
-            <w:rStyle w:val="Hyperlink"/>
-            <w:sz w:val="19"/>
-            <w:szCs w:val="19"/>
+            <w:color w:val="2E5FA3"/>
+            <w:sz w:val="17"/>
+            <w:szCs w:val="17"/>
+            <w:u w:val="single"/>
           </w:rPr>
-          <w:t>linkedin.com/in/jamieadambutler</w:t>
+          <w:t>linkedin.com/in/</w:t>
         </w:r>
+        <w:proofErr w:type="spellStart"/>
+        <w:r>
+          <w:rPr>
+            <w:color w:val="2E5FA3"/>
+            <w:sz w:val="17"/>
+            <w:szCs w:val="17"/>
+            <w:u w:val="single"/>
+          </w:rPr>
+          <w:t>jamieadambutler</w:t>
+        </w:r>
+        <w:proofErr w:type="spellEnd"/>
       </w:hyperlink>
     </w:p>
     <w:p>
       <w:pPr>
-        <w:shd w:val="clear" w:color="auto" w:fill="D6E4F0"/>
-        <w:spacing w:line="360" w:lineRule="exact"/>
-        <w:ind w:left="-1080" w:right="-1080"/>
+        <w:pBdr>
+          <w:bottom w:val="single" w:sz="6" w:space="3" w:color="2E5FA3"/>
+        </w:pBdr>
+        <w:spacing w:before="140" w:after="60"/>
+        <w:rPr>
+          <w:b/>
+          <w:bCs/>
+          <w:color w:val="1B3A6B"/>
+          <w:sz w:val="22"/>
+          <w:szCs w:val="22"/>
+        </w:rPr>
       </w:pPr>
     </w:p>
     <w:p>
       <w:pPr>
-        <w:pStyle w:val="Heading1"/>
         <w:pBdr>
-          <w:bottom w:val="single" w:sz="6" w:space="2" w:color="000000"/>
+          <w:bottom w:val="single" w:sz="6" w:space="3" w:color="2E5FA3"/>
         </w:pBdr>
-        <w:rPr>
-          <w:sz w:val="2"/>
-          <w:szCs w:val="2"/>
-        </w:rPr>
-      </w:pPr>
+        <w:spacing w:before="140" w:after="60"/>
+      </w:pPr>
+      <w:r>
+        <w:rPr>
+          <w:b/>
+          <w:bCs/>
+          <w:color w:val="1B3A6B"/>
+          <w:sz w:val="22"/>
+          <w:szCs w:val="22"/>
+        </w:rPr>
+        <w:t>PROFESSIONAL BIOGRAPHY</w:t>
+      </w:r>
     </w:p>
     <w:p>
       <w:pPr>
-        <w:pStyle w:val="Heading1"/>
-        <w:pBdr>
-          <w:bottom w:val="single" w:sz="6" w:space="2" w:color="000000"/>
-        </w:pBdr>
-      </w:pPr>
-      <w:r>
-        <w:t>Professional Biography</w:t>
-      </w:r>
+        <w:spacing w:after="140" w:line="268" w:lineRule="auto"/>
+        <w:rPr>
+          <w:color w:val="3D3D3D"/>
+        </w:rPr>
+      </w:pPr>
     </w:p>
     <w:p>
       <w:pPr>
-        <w:spacing w:after="200" w:line="276" w:lineRule="auto"/>
-        <w:rPr>
-          <w:sz w:val="2"/>
-          <w:szCs w:val="2"/>
-        </w:rPr>
-      </w:pPr>
+        <w:spacing w:after="140" w:line="268" w:lineRule="auto"/>
+      </w:pPr>
+      <w:r>
+        <w:rPr>
+          <w:color w:val="3D3D3D"/>
+        </w:rPr>
+        <w:t>Jamie Butler is a technology leader with more than twenty years building and running the systems that growing companies depend on. His work pairs strategy with hands-on architecture, turning business goals into technology that delivers measurable results. Across legal services, healthcare staffing, financial services, manufacturing, retail, and education, the pattern holds. Build IT that runs efficiently, connect it cleanly across the business, and keep it scaling. Architecture, not administration.</w:t>
+      </w:r>
     </w:p>
     <w:p>
       <w:pPr>
-        <w:spacing w:after="200" w:line="276" w:lineRule="auto"/>
-      </w:pPr>
-      <w:r>
-        <w:t>Jamie Butler is a technology leader with more than twenty years spent building the infrastructure that lets organizations run the way leadership intended. His work pairs executive strategy with hands-on architecture, translating business goals into systems that deliver measurable outcomes. Across legal services, healthcare staffing, financial services, manufacturing, retail, and education, the pattern holds: fragmented systems and manual processes rebuilt into one connected environment. Architecture, not administration.</w:t>
+        <w:spacing w:after="140" w:line="268" w:lineRule="auto"/>
+      </w:pPr>
+      <w:r>
+        <w:rPr>
+          <w:color w:val="3D3D3D"/>
+        </w:rPr>
+        <w:t>As Senior Director of Technology at Latitude Legal, Jamie led enterprise technology through rapid growth and four post-acquisition integrations. He stood up a Microsoft 365 environment for a 150 to 500 user organization, moved the company from Bullhorn to Salesforce with an Experience Cloud portal and AI agents, automated the contract lifecycle in Ironclad, deployed a Zoom Phone AI IVR, and built both a security program and an ITSM practice from the ground up. Each initiative changed how the business performed, not just how technology ran.</w:t>
       </w:r>
     </w:p>
     <w:p>
       <w:pPr>
-        <w:spacing w:after="200" w:line="276" w:lineRule="auto"/>
-      </w:pPr>
-      <w:r>
-        <w:t>As Senior Director of Technology at Latitude Legal, Jamie led enterprise technology through rapid growth and four post-acquisition integrations. He stood up a Microsoft 365 environment for a 150 to 500 user organization, moved the company from Bullhorn to Salesforce with an Experience Cloud portal and AI agents, automated the contract lifecycle in Ironclad, deployed a Zoom Phone AI IVR, and built a dedicated security program from the ground up. Each initiative changed how the business performed, not just how technology ran.</w:t>
+        <w:spacing w:after="140" w:line="268" w:lineRule="auto"/>
+      </w:pPr>
+      <w:r>
+        <w:rPr>
+          <w:color w:val="3D3D3D"/>
+        </w:rPr>
+        <w:t>Earlier, as Vice President of Technology at AlliedUP Cooperative, the nation’s first worker-owned healthcare staffing cooperative, he consolidated recruiting and CRM onto one Bullhorn platform, implemented ADP Workforce Now, owned a technology budget above one million dollars, and built the board and grant reporting that gave leadership real-time visibility. As Director of Information Services at EOSG Resources, he sustained and modernized an enterprise stack through eight years of growth, including two ERP migrations and an integrated pipeline connecting recruiting, payroll, and finance.</w:t>
       </w:r>
     </w:p>
     <w:p>
       <w:pPr>
-        <w:spacing w:after="200" w:line="276" w:lineRule="auto"/>
-      </w:pPr>
-      <w:r>
-        <w:t>Earlier, as Vice President of Technology at AlliedUP Cooperative, the nation’s first worker-owned healthcare staffing cooperative, he consolidated recruiting and CRM onto one Bullhorn platform, implemented ADP Workforce Now, owned a technology budget above one million dollars, and built the board and grant reporting that gave leadership real-time visibility. At EOSG Resources, as Director of Information Services, he sustained and modernized an enterprise stack through eight years of growth, including two ERP migrations and an integrated pipeline connecting recruiting, payroll, and finance.</w:t>
+        <w:spacing w:after="140" w:line="268" w:lineRule="auto"/>
+      </w:pPr>
+      <w:r>
+        <w:rPr>
+          <w:color w:val="3D3D3D"/>
+        </w:rPr>
+        <w:t xml:space="preserve">His earlier career built the foundation. ERP implementations and KPI reporting in manufacturing at Cannon Fabrication and </w:t>
+      </w:r>
+      <w:proofErr w:type="spellStart"/>
+      <w:r>
+        <w:rPr>
+          <w:color w:val="3D3D3D"/>
+        </w:rPr>
+        <w:t>Oreq</w:t>
+      </w:r>
+      <w:proofErr w:type="spellEnd"/>
+      <w:r>
+        <w:rPr>
+          <w:color w:val="3D3D3D"/>
+        </w:rPr>
+        <w:t xml:space="preserve"> Corporation, a retail inventory system at Anchor Blue, and network and database administration at ITT Technical Institute. The progression has been steady, from technical execution to enterprise strategy and back into the build.</w:t>
       </w:r>
     </w:p>
     <w:p>
       <w:pPr>
-        <w:spacing w:after="200" w:line="276" w:lineRule="auto"/>
-      </w:pPr>
-      <w:r>
-        <w:t>His earlier career built the foundation: ERP implementations and KPI reporting in manufacturing at Cannon Fabrication and Oreq Corporation, a retail inventory system at Anchor Blue, and network and database administration at ITT Technical Institute. The progression has been consistent, moving from technical execution to enterprise strategy.</w:t>
+        <w:spacing w:after="140" w:line="268" w:lineRule="auto"/>
+      </w:pPr>
+      <w:r>
+        <w:rPr>
+          <w:color w:val="3D3D3D"/>
+        </w:rPr>
+        <w:t>Jamie leads distributed teams across in-house, nearshore, and offshore environments, building the structure and accountability that keep complex work moving from strategy to delivery. His operating principle is simple. The foundation is the transformation. Build the architecture, governance, and automation right, and the organization can grow without growing its complexity.</w:t>
       </w:r>
     </w:p>
     <w:p>
       <w:pPr>
-        <w:spacing w:after="200" w:line="276" w:lineRule="auto"/>
-      </w:pPr>
-      <w:r>
-        <w:t>Jamie leads distributed teams across in-house, nearshore, and offshore environments, building the structure and accountability that keep complex initiatives moving from strategy to delivery. His operating principle is simple: the foundation is the transformation. Build the architecture, governance, and automation right, and the organization can grow without growing its complexity.</w:t>
-      </w:r>
-    </w:p>
-    <w:p>
-      <w:pPr>
-        <w:spacing w:line="276" w:lineRule="auto"/>
-      </w:pPr>
-      <w:r>
+        <w:spacing w:line="268" w:lineRule="auto"/>
+      </w:pPr>
+      <w:r>
+        <w:rPr>
+          <w:color w:val="3D3D3D"/>
+        </w:rPr>
         <w:t>He holds an MBA in Business Information Systems and Computer Science degrees focused on information security and network systems, and is a certified Project Management Professional with additional credentials in artificial intelligence, cloud architecture, and change management.</w:t>
       </w:r>
     </w:p>
     <w:sectPr>
       <w:pgSz w:w="12240" w:h="15840"/>
-      <w:pgMar w:top="0" w:right="1080" w:bottom="864" w:left="1080" w:header="708" w:footer="708" w:gutter="0"/>
+      <w:pgMar w:top="1080" w:right="1080" w:bottom="1080" w:left="1080" w:header="708" w:footer="708" w:gutter="0"/>
       <w:cols w:space="720"/>
       <w:docGrid w:linePitch="360"/>
     </w:sectPr>
@@ -219,147 +373,150 @@
 <file path=word/numbering.xml><?xml version="1.0" encoding="utf-8"?>
 <w:numbering xmlns:wpc="http://schemas.microsoft.com/office/word/2010/wordprocessingCanvas" xmlns:cx="http://schemas.microsoft.com/office/drawing/2014/chartex" xmlns:cx1="http://schemas.microsoft.com/office/drawing/2015/9/8/chartex" xmlns:cx2="http://schemas.microsoft.com/office/drawing/2015/10/21/chartex" xmlns:cx3="http://schemas.microsoft.com/office/drawing/2016/5/9/chartex" xmlns:cx4="http://schemas.microsoft.com/office/drawing/2016/5/10/chartex" xmlns:cx5="http://schemas.microsoft.com/office/drawing/2016/5/11/chartex" xmlns:cx6="http://schemas.microsoft.com/office/drawing/2016/5/12/chartex" xmlns:cx7="http://schemas.microsoft.com/office/drawing/2016/5/13/chartex" xmlns:cx8="http://schemas.microsoft.com/office/drawing/2016/5/14/chartex" xmlns:mc="http://schemas.openxmlformats.org/markup-compatibility/2006" xmlns:aink="http://schemas.microsoft.com/office/drawing/2016/ink" xmlns:am3d="http://schemas.microsoft.com/office/drawing/2017/model3d" xmlns:o="urn:schemas-microsoft-com:office:office" xmlns:oel="http://schemas.microsoft.com/office/2019/extlst" xmlns:r="http://schemas.openxmlformats.org/officeDocument/2006/relationships" xmlns:m="http://schemas.openxmlformats.org/officeDocument/2006/math" xmlns:v="urn:schemas-microsoft-com:vml" xmlns:wp14="http://schemas.microsoft.com/office/word/2010/wordprocessingDrawing" xmlns:wp="http://schemas.openxmlformats.org/drawingml/2006/wordprocessingDrawing" xmlns:w10="urn:schemas-microsoft-com:office:word" xmlns:w="http://schemas.openxmlformats.org/wordprocessingml/2006/main" xmlns:w14="http://schemas.microsoft.com/office/word/2010/wordml" xmlns:w15="http://schemas.microsoft.com/office/word/2012/wordml" xmlns:w16cex="http://schemas.microsoft.com/office/word/2018/wordml/cex" xmlns:w16cid="http://schemas.microsoft.com/office/word/2016/wordml/cid" xmlns:w16="http://schemas.microsoft.com/office/word/2018/wordml" xmlns:w16du="http://schemas.microsoft.com/office/word/2023/wordml/word16du" xmlns:w16sdtdh="http://schemas.microsoft.com/office/word/2020/wordml/sdtdatahash" xmlns:w16sdtfl="http://schemas.microsoft.com/office/word/2024/wordml/sdtformatlock" xmlns:w16se="http://schemas.microsoft.com/office/word/2015/wordml/symex" xmlns:wpg="http://schemas.microsoft.com/office/word/2010/wordprocessingGroup" xmlns:wpi="http://schemas.microsoft.com/office/word/2010/wordprocessingInk" xmlns:wne="http://schemas.microsoft.com/office/word/2006/wordml" xmlns:wps="http://schemas.microsoft.com/office/word/2010/wordprocessingShape" mc:Ignorable="w14 w15 w16se w16cid w16 w16cex w16sdtdh w16sdtfl w16du wp14">
   <w:abstractNum w:abstractNumId="0" w15:restartNumberingAfterBreak="0">
-    <w:nsid w:val="4A48624A"/>
+    <w:nsid w:val="34E03E9E"/>
     <w:multiLevelType w:val="hybridMultilevel"/>
-    <w:tmpl w:val="090213F0"/>
-    <w:lvl w:ilvl="0" w:tplc="5A386A9E">
+    <w:tmpl w:val="0778C220"/>
+    <w:lvl w:ilvl="0" w:tplc="F3AA84A0">
+      <w:start w:val="1"/>
+      <w:numFmt w:val="bullet"/>
+      <w:lvlText w:val="●"/>
+      <w:lvlJc w:val="left"/>
+      <w:pPr>
+        <w:ind w:left="720" w:hanging="360"/>
+      </w:pPr>
+    </w:lvl>
+    <w:lvl w:ilvl="1" w:tplc="763433FE">
+      <w:start w:val="1"/>
+      <w:numFmt w:val="bullet"/>
+      <w:lvlText w:val="○"/>
+      <w:lvlJc w:val="left"/>
+      <w:pPr>
+        <w:ind w:left="1440" w:hanging="360"/>
+      </w:pPr>
+    </w:lvl>
+    <w:lvl w:ilvl="2" w:tplc="FA02AD68">
+      <w:start w:val="1"/>
+      <w:numFmt w:val="bullet"/>
+      <w:lvlText w:val="■"/>
+      <w:lvlJc w:val="left"/>
+      <w:pPr>
+        <w:ind w:left="2160" w:hanging="360"/>
+      </w:pPr>
+    </w:lvl>
+    <w:lvl w:ilvl="3" w:tplc="18A4BEF6">
+      <w:start w:val="1"/>
+      <w:numFmt w:val="bullet"/>
+      <w:lvlText w:val="●"/>
+      <w:lvlJc w:val="left"/>
+      <w:pPr>
+        <w:ind w:left="2880" w:hanging="360"/>
+      </w:pPr>
+    </w:lvl>
+    <w:lvl w:ilvl="4" w:tplc="85C200BA">
+      <w:start w:val="1"/>
+      <w:numFmt w:val="bullet"/>
+      <w:lvlText w:val="○"/>
+      <w:lvlJc w:val="left"/>
+      <w:pPr>
+        <w:ind w:left="3600" w:hanging="360"/>
+      </w:pPr>
+    </w:lvl>
+    <w:lvl w:ilvl="5" w:tplc="2A7E7CA6">
+      <w:start w:val="1"/>
+      <w:numFmt w:val="bullet"/>
+      <w:lvlText w:val="■"/>
+      <w:lvlJc w:val="left"/>
+      <w:pPr>
+        <w:ind w:left="4320" w:hanging="360"/>
+      </w:pPr>
+    </w:lvl>
+    <w:lvl w:ilvl="6" w:tplc="6002C2F2">
+      <w:start w:val="1"/>
+      <w:numFmt w:val="bullet"/>
+      <w:lvlText w:val="●"/>
+      <w:lvlJc w:val="left"/>
+      <w:pPr>
+        <w:ind w:left="5040" w:hanging="360"/>
+      </w:pPr>
+    </w:lvl>
+    <w:lvl w:ilvl="7" w:tplc="7AF2FE6C">
+      <w:start w:val="1"/>
+      <w:numFmt w:val="bullet"/>
+      <w:lvlText w:val="●"/>
+      <w:lvlJc w:val="left"/>
+      <w:pPr>
+        <w:ind w:left="5760" w:hanging="360"/>
+      </w:pPr>
+    </w:lvl>
+    <w:lvl w:ilvl="8" w:tplc="19B6CB60">
+      <w:start w:val="1"/>
+      <w:numFmt w:val="bullet"/>
+      <w:lvlText w:val="●"/>
+      <w:lvlJc w:val="left"/>
+      <w:pPr>
+        <w:ind w:left="6480" w:hanging="360"/>
+      </w:pPr>
+    </w:lvl>
+  </w:abstractNum>
+  <w:abstractNum w:abstractNumId="1" w15:restartNumberingAfterBreak="0">
+    <w:nsid w:val="4E821F37"/>
+    <w:multiLevelType w:val="hybridMultilevel"/>
+    <w:tmpl w:val="7E144C98"/>
+    <w:lvl w:ilvl="0" w:tplc="E924AB1C">
       <w:start w:val="1"/>
       <w:numFmt w:val="bullet"/>
       <w:lvlText w:val="•"/>
       <w:lvlJc w:val="left"/>
       <w:pPr>
-        <w:ind w:left="980" w:hanging="230"/>
-      </w:pPr>
-    </w:lvl>
-    <w:lvl w:ilvl="1" w:tplc="BFA25632">
+        <w:ind w:left="300" w:hanging="220"/>
+      </w:pPr>
+      <w:rPr>
+        <w:color w:val="2E5FA3"/>
+      </w:rPr>
+    </w:lvl>
+    <w:lvl w:ilvl="1" w:tplc="DAC0A3CA">
       <w:numFmt w:val="decimal"/>
       <w:lvlText w:val=""/>
       <w:lvlJc w:val="left"/>
     </w:lvl>
-    <w:lvl w:ilvl="2" w:tplc="1A28BBD4">
+    <w:lvl w:ilvl="2" w:tplc="E82A3524">
       <w:numFmt w:val="decimal"/>
       <w:lvlText w:val=""/>
       <w:lvlJc w:val="left"/>
     </w:lvl>
-    <w:lvl w:ilvl="3" w:tplc="5010F458">
+    <w:lvl w:ilvl="3" w:tplc="0C16E422">
       <w:numFmt w:val="decimal"/>
       <w:lvlText w:val=""/>
       <w:lvlJc w:val="left"/>
     </w:lvl>
-    <w:lvl w:ilvl="4" w:tplc="714CD3D2">
+    <w:lvl w:ilvl="4" w:tplc="7C7E4B9C">
       <w:numFmt w:val="decimal"/>
       <w:lvlText w:val=""/>
       <w:lvlJc w:val="left"/>
     </w:lvl>
-    <w:lvl w:ilvl="5" w:tplc="D3BA393E">
+    <w:lvl w:ilvl="5" w:tplc="18C46F56">
       <w:numFmt w:val="decimal"/>
       <w:lvlText w:val=""/>
       <w:lvlJc w:val="left"/>
     </w:lvl>
-    <w:lvl w:ilvl="6" w:tplc="8B2EF552">
+    <w:lvl w:ilvl="6" w:tplc="AAAAD3B0">
       <w:numFmt w:val="decimal"/>
       <w:lvlText w:val=""/>
       <w:lvlJc w:val="left"/>
     </w:lvl>
-    <w:lvl w:ilvl="7" w:tplc="E4F88316">
+    <w:lvl w:ilvl="7" w:tplc="9EA802F0">
       <w:numFmt w:val="decimal"/>
       <w:lvlText w:val=""/>
       <w:lvlJc w:val="left"/>
     </w:lvl>
-    <w:lvl w:ilvl="8" w:tplc="4FCCDD8A">
+    <w:lvl w:ilvl="8" w:tplc="2A7E7D4A">
       <w:numFmt w:val="decimal"/>
       <w:lvlText w:val=""/>
       <w:lvlJc w:val="left"/>
     </w:lvl>
   </w:abstractNum>
-  <w:abstractNum w:abstractNumId="1" w15:restartNumberingAfterBreak="0">
-    <w:nsid w:val="4ED920E6"/>
-    <w:multiLevelType w:val="hybridMultilevel"/>
-    <w:tmpl w:val="A7D8AF12"/>
-    <w:lvl w:ilvl="0" w:tplc="B28878F6">
-      <w:start w:val="1"/>
-      <w:numFmt w:val="bullet"/>
-      <w:lvlText w:val="●"/>
-      <w:lvlJc w:val="left"/>
-      <w:pPr>
-        <w:ind w:left="720" w:hanging="360"/>
-      </w:pPr>
-    </w:lvl>
-    <w:lvl w:ilvl="1" w:tplc="F04C38EC">
-      <w:start w:val="1"/>
-      <w:numFmt w:val="bullet"/>
-      <w:lvlText w:val="○"/>
-      <w:lvlJc w:val="left"/>
-      <w:pPr>
-        <w:ind w:left="1440" w:hanging="360"/>
-      </w:pPr>
-    </w:lvl>
-    <w:lvl w:ilvl="2" w:tplc="49387CF6">
-      <w:start w:val="1"/>
-      <w:numFmt w:val="bullet"/>
-      <w:lvlText w:val="■"/>
-      <w:lvlJc w:val="left"/>
-      <w:pPr>
-        <w:ind w:left="2160" w:hanging="360"/>
-      </w:pPr>
-    </w:lvl>
-    <w:lvl w:ilvl="3" w:tplc="8DB61C52">
-      <w:start w:val="1"/>
-      <w:numFmt w:val="bullet"/>
-      <w:lvlText w:val="●"/>
-      <w:lvlJc w:val="left"/>
-      <w:pPr>
-        <w:ind w:left="2880" w:hanging="360"/>
-      </w:pPr>
-    </w:lvl>
-    <w:lvl w:ilvl="4" w:tplc="C0E0EBA0">
-      <w:start w:val="1"/>
-      <w:numFmt w:val="bullet"/>
-      <w:lvlText w:val="○"/>
-      <w:lvlJc w:val="left"/>
-      <w:pPr>
-        <w:ind w:left="3600" w:hanging="360"/>
-      </w:pPr>
-    </w:lvl>
-    <w:lvl w:ilvl="5" w:tplc="08F025DA">
-      <w:start w:val="1"/>
-      <w:numFmt w:val="bullet"/>
-      <w:lvlText w:val="■"/>
-      <w:lvlJc w:val="left"/>
-      <w:pPr>
-        <w:ind w:left="4320" w:hanging="360"/>
-      </w:pPr>
-    </w:lvl>
-    <w:lvl w:ilvl="6" w:tplc="9BE663FE">
-      <w:start w:val="1"/>
-      <w:numFmt w:val="bullet"/>
-      <w:lvlText w:val="●"/>
-      <w:lvlJc w:val="left"/>
-      <w:pPr>
-        <w:ind w:left="5040" w:hanging="360"/>
-      </w:pPr>
-    </w:lvl>
-    <w:lvl w:ilvl="7" w:tplc="7B9EC9EE">
-      <w:start w:val="1"/>
-      <w:numFmt w:val="bullet"/>
-      <w:lvlText w:val="●"/>
-      <w:lvlJc w:val="left"/>
-      <w:pPr>
-        <w:ind w:left="5760" w:hanging="360"/>
-      </w:pPr>
-    </w:lvl>
-    <w:lvl w:ilvl="8" w:tplc="44665CCA">
-      <w:start w:val="1"/>
-      <w:numFmt w:val="bullet"/>
-      <w:lvlText w:val="●"/>
-      <w:lvlJc w:val="left"/>
-      <w:pPr>
-        <w:ind w:left="6480" w:hanging="360"/>
-      </w:pPr>
-    </w:lvl>
-  </w:abstractNum>
-  <w:num w:numId="1" w16cid:durableId="464004792">
-    <w:abstractNumId w:val="1"/>
+  <w:num w:numId="1" w16cid:durableId="873152633">
+    <w:abstractNumId w:val="0"/>
     <w:lvlOverride w:ilvl="0">
       <w:startOverride w:val="1"/>
     </w:lvlOverride>
@@ -372,9 +529,7 @@
   <w:docDefaults>
     <w:rPrDefault>
       <w:rPr>
-        <w:rFonts w:ascii="Garamond" w:eastAsia="Garamond" w:hAnsi="Garamond" w:cs="Garamond"/>
-        <w:sz w:val="22"/>
-        <w:szCs w:val="22"/>
+        <w:rFonts w:ascii="Arial" w:eastAsia="Arial" w:hAnsi="Arial" w:cs="Arial"/>
         <w:lang w:val="en-US" w:eastAsia="en-US" w:bidi="ar-SA"/>
       </w:rPr>
     </w:rPrDefault>
@@ -767,15 +922,12 @@
     <w:uiPriority w:val="9"/>
     <w:qFormat/>
     <w:pPr>
-      <w:spacing w:before="160" w:after="120"/>
       <w:outlineLvl w:val="0"/>
     </w:pPr>
     <w:rPr>
-      <w:b/>
-      <w:bCs/>
-      <w:color w:val="000000"/>
-      <w:sz w:val="26"/>
-      <w:szCs w:val="26"/>
+      <w:color w:val="2E74B5"/>
+      <w:sz w:val="32"/>
+      <w:szCs w:val="32"/>
     </w:rPr>
   </w:style>
   <w:style w:type="paragraph" w:styleId="Heading2">
@@ -921,10 +1073,6 @@
     <w:uiPriority w:val="99"/>
     <w:semiHidden/>
     <w:unhideWhenUsed/>
-    <w:rPr>
-      <w:sz w:val="20"/>
-      <w:szCs w:val="20"/>
-    </w:rPr>
   </w:style>
   <w:style w:type="character" w:customStyle="1" w:styleId="FootnoteTextChar">
     <w:name w:val="Footnote Text Char"/>
@@ -952,10 +1100,6 @@
     <w:uiPriority w:val="99"/>
     <w:semiHidden/>
     <w:unhideWhenUsed/>
-    <w:rPr>
-      <w:sz w:val="20"/>
-      <w:szCs w:val="20"/>
-    </w:rPr>
   </w:style>
   <w:style w:type="character" w:customStyle="1" w:styleId="EndnoteTextChar">
     <w:name w:val="Endnote Text Char"/>
@@ -966,18 +1110,6 @@
     <w:rPr>
       <w:sz w:val="20"/>
       <w:szCs w:val="20"/>
-    </w:rPr>
-  </w:style>
-  <w:style w:type="character" w:styleId="UnresolvedMention">
-    <w:name w:val="Unresolved Mention"/>
-    <w:basedOn w:val="DefaultParagraphFont"/>
-    <w:uiPriority w:val="99"/>
-    <w:semiHidden/>
-    <w:unhideWhenUsed/>
-    <w:rsid w:val="00AE039B"/>
-    <w:rPr>
-      <w:color w:val="605E5C"/>
-      <w:shd w:val="clear" w:color="auto" w:fill="E1DFDD"/>
     </w:rPr>
   </w:style>
 </w:styles>

--- a/uploads/Butler_Jamie_Bio.docx
+++ b/uploads/Butler_Jamie_Bio.docx
@@ -4,23 +4,24 @@
   <w:body>
     <w:p>
       <w:pPr>
-        <w:spacing w:after="40"/>
+        <w:spacing w:after="26"/>
         <w:jc w:val="center"/>
       </w:pPr>
       <w:r>
         <w:rPr>
+          <w:rFonts w:ascii="Georgia" w:eastAsia="Georgia" w:hAnsi="Georgia" w:cs="Georgia"/>
           <w:b/>
           <w:bCs/>
           <w:color w:val="1B3A6B"/>
-          <w:sz w:val="40"/>
-          <w:szCs w:val="40"/>
+          <w:sz w:val="42"/>
+          <w:szCs w:val="42"/>
         </w:rPr>
         <w:t>Jamie Butler</w:t>
       </w:r>
     </w:p>
     <w:p>
       <w:pPr>
-        <w:spacing w:after="30"/>
+        <w:spacing w:after="26"/>
         <w:jc w:val="center"/>
       </w:pPr>
       <w:r>
@@ -28,8 +29,8 @@
           <w:b/>
           <w:bCs/>
           <w:color w:val="2E5FA3"/>
-          <w:sz w:val="23"/>
-          <w:szCs w:val="23"/>
+          <w:sz w:val="22"/>
+          <w:szCs w:val="22"/>
         </w:rPr>
         <w:t xml:space="preserve">Technology </w:t>
       </w:r>
@@ -39,8 +40,8 @@
           <w:b/>
           <w:bCs/>
           <w:color w:val="2E5FA3"/>
-          <w:sz w:val="23"/>
-          <w:szCs w:val="23"/>
+          <w:sz w:val="22"/>
+          <w:szCs w:val="22"/>
         </w:rPr>
         <w:t>Leader  ·</w:t>
       </w:r>
@@ -50,106 +51,19 @@
           <w:b/>
           <w:bCs/>
           <w:color w:val="2E5FA3"/>
-          <w:sz w:val="23"/>
-          <w:szCs w:val="23"/>
+          <w:sz w:val="22"/>
+          <w:szCs w:val="22"/>
         </w:rPr>
         <w:t xml:space="preserve">  Systems Architect</w:t>
       </w:r>
     </w:p>
     <w:p>
       <w:pPr>
-        <w:spacing w:after="50"/>
+        <w:spacing w:after="40"/>
         <w:jc w:val="center"/>
       </w:pPr>
       <w:r>
         <w:rPr>
-          <w:color w:val="3D3D3D"/>
-          <w:sz w:val="17"/>
-          <w:szCs w:val="17"/>
-        </w:rPr>
-        <w:t xml:space="preserve">Enterprise Platform </w:t>
-      </w:r>
-      <w:proofErr w:type="gramStart"/>
-      <w:r>
-        <w:rPr>
-          <w:color w:val="3D3D3D"/>
-          <w:sz w:val="17"/>
-          <w:szCs w:val="17"/>
-        </w:rPr>
-        <w:t>Migrations  ·</w:t>
-      </w:r>
-      <w:proofErr w:type="gramEnd"/>
-      <w:r>
-        <w:rPr>
-          <w:color w:val="3D3D3D"/>
-          <w:sz w:val="17"/>
-          <w:szCs w:val="17"/>
-        </w:rPr>
-        <w:t xml:space="preserve">  Systems </w:t>
-      </w:r>
-      <w:proofErr w:type="gramStart"/>
-      <w:r>
-        <w:rPr>
-          <w:color w:val="3D3D3D"/>
-          <w:sz w:val="17"/>
-          <w:szCs w:val="17"/>
-        </w:rPr>
-        <w:t>Integration  ·</w:t>
-      </w:r>
-      <w:proofErr w:type="gramEnd"/>
-      <w:r>
-        <w:rPr>
-          <w:color w:val="3D3D3D"/>
-          <w:sz w:val="17"/>
-          <w:szCs w:val="17"/>
-        </w:rPr>
-        <w:t xml:space="preserve">  Cloud &amp; </w:t>
-      </w:r>
-      <w:proofErr w:type="gramStart"/>
-      <w:r>
-        <w:rPr>
-          <w:color w:val="3D3D3D"/>
-          <w:sz w:val="17"/>
-          <w:szCs w:val="17"/>
-        </w:rPr>
-        <w:t>Identity  ·</w:t>
-      </w:r>
-      <w:proofErr w:type="gramEnd"/>
-      <w:r>
-        <w:rPr>
-          <w:color w:val="3D3D3D"/>
-          <w:sz w:val="17"/>
-          <w:szCs w:val="17"/>
-        </w:rPr>
-        <w:t xml:space="preserve">  AI &amp; </w:t>
-      </w:r>
-      <w:proofErr w:type="gramStart"/>
-      <w:r>
-        <w:rPr>
-          <w:color w:val="3D3D3D"/>
-          <w:sz w:val="17"/>
-          <w:szCs w:val="17"/>
-        </w:rPr>
-        <w:t>Automation  ·</w:t>
-      </w:r>
-      <w:proofErr w:type="gramEnd"/>
-      <w:r>
-        <w:rPr>
-          <w:color w:val="3D3D3D"/>
-          <w:sz w:val="17"/>
-          <w:szCs w:val="17"/>
-        </w:rPr>
-        <w:t xml:space="preserve">  ITSM</w:t>
-      </w:r>
-    </w:p>
-    <w:p>
-      <w:pPr>
-        <w:spacing w:after="60"/>
-        <w:jc w:val="center"/>
-      </w:pPr>
-      <w:r>
-        <w:rPr>
-          <w:color w:val="3D3D3D"/>
           <w:sz w:val="17"/>
           <w:szCs w:val="17"/>
         </w:rPr>
@@ -169,45 +83,10 @@
             <w:color w:val="2E5FA3"/>
             <w:sz w:val="17"/>
             <w:szCs w:val="17"/>
-            <w:u w:val="single"/>
           </w:rPr>
           <w:t>jamieadambutler@icloud.com</w:t>
         </w:r>
       </w:hyperlink>
-      <w:r>
-        <w:rPr>
-          <w:color w:val="5A5A5A"/>
-          <w:sz w:val="17"/>
-          <w:szCs w:val="17"/>
-        </w:rPr>
-        <w:t xml:space="preserve">    | </w:t>
-      </w:r>
-      <w:proofErr w:type="gramStart"/>
-      <w:r>
-        <w:rPr>
-          <w:color w:val="5A5A5A"/>
-          <w:sz w:val="17"/>
-          <w:szCs w:val="17"/>
-        </w:rPr>
-        <w:t xml:space="preserve">   </w:t>
-      </w:r>
-      <w:r>
-        <w:rPr>
-          <w:color w:val="3D3D3D"/>
-          <w:sz w:val="17"/>
-          <w:szCs w:val="17"/>
-        </w:rPr>
-        <w:t>(</w:t>
-      </w:r>
-      <w:proofErr w:type="gramEnd"/>
-      <w:r>
-        <w:rPr>
-          <w:color w:val="3D3D3D"/>
-          <w:sz w:val="17"/>
-          <w:szCs w:val="17"/>
-        </w:rPr>
-        <w:t>951) 768-4008</w:t>
-      </w:r>
       <w:r>
         <w:rPr>
           <w:color w:val="5A5A5A"/>
@@ -216,13 +95,27 @@
         </w:rPr>
         <w:t xml:space="preserve">    |    </w:t>
       </w:r>
+      <w:r>
+        <w:rPr>
+          <w:sz w:val="17"/>
+          <w:szCs w:val="17"/>
+        </w:rPr>
+        <w:t>(951) 768-4008</w:t>
+      </w:r>
+      <w:r>
+        <w:rPr>
+          <w:color w:val="5A5A5A"/>
+          <w:sz w:val="17"/>
+          <w:szCs w:val="17"/>
+        </w:rPr>
+        <w:t xml:space="preserve">    |    </w:t>
+      </w:r>
       <w:hyperlink r:id="rId6" w:history="1">
         <w:r>
           <w:rPr>
             <w:color w:val="2E5FA3"/>
             <w:sz w:val="17"/>
             <w:szCs w:val="17"/>
-            <w:u w:val="single"/>
           </w:rPr>
           <w:t>linkedin.com/in/</w:t>
         </w:r>
@@ -232,7 +125,6 @@
             <w:color w:val="2E5FA3"/>
             <w:sz w:val="17"/>
             <w:szCs w:val="17"/>
-            <w:u w:val="single"/>
           </w:rPr>
           <w:t>jamieadambutler</w:t>
         </w:r>
@@ -241,123 +133,88 @@
     </w:p>
     <w:p>
       <w:pPr>
-        <w:pBdr>
-          <w:bottom w:val="single" w:sz="6" w:space="3" w:color="2E5FA3"/>
-        </w:pBdr>
-        <w:spacing w:before="140" w:after="60"/>
+        <w:spacing w:before="120" w:after="120"/>
         <w:rPr>
+          <w:rFonts w:ascii="Georgia" w:eastAsia="Georgia" w:hAnsi="Georgia" w:cs="Georgia"/>
           <w:b/>
           <w:bCs/>
           <w:color w:val="1B3A6B"/>
-          <w:sz w:val="22"/>
-          <w:szCs w:val="22"/>
+          <w:sz w:val="2"/>
+          <w:szCs w:val="2"/>
         </w:rPr>
       </w:pPr>
     </w:p>
     <w:p>
       <w:pPr>
         <w:pBdr>
-          <w:bottom w:val="single" w:sz="6" w:space="3" w:color="2E5FA3"/>
+          <w:bottom w:val="single" w:sz="4" w:space="1" w:color="auto"/>
         </w:pBdr>
-        <w:spacing w:before="140" w:after="60"/>
+        <w:spacing w:before="120" w:after="120"/>
       </w:pPr>
       <w:r>
         <w:rPr>
+          <w:rFonts w:ascii="Georgia" w:eastAsia="Georgia" w:hAnsi="Georgia" w:cs="Georgia"/>
           <w:b/>
           <w:bCs/>
           <w:color w:val="1B3A6B"/>
-          <w:sz w:val="22"/>
-          <w:szCs w:val="22"/>
+          <w:sz w:val="26"/>
+          <w:szCs w:val="26"/>
         </w:rPr>
-        <w:t>PROFESSIONAL BIOGRAPHY</w:t>
+        <w:t>Professional Biography</w:t>
       </w:r>
     </w:p>
     <w:p>
       <w:pPr>
-        <w:spacing w:after="140" w:line="268" w:lineRule="auto"/>
+        <w:spacing w:after="140"/>
         <w:rPr>
-          <w:color w:val="3D3D3D"/>
+          <w:sz w:val="2"/>
+          <w:szCs w:val="2"/>
         </w:rPr>
       </w:pPr>
     </w:p>
     <w:p>
       <w:pPr>
-        <w:spacing w:after="140" w:line="268" w:lineRule="auto"/>
-      </w:pPr>
-      <w:r>
-        <w:rPr>
-          <w:color w:val="3D3D3D"/>
-        </w:rPr>
-        <w:t>Jamie Butler is a technology leader with more than twenty years building and running the systems that growing companies depend on. His work pairs strategy with hands-on architecture, turning business goals into technology that delivers measurable results. Across legal services, healthcare staffing, financial services, manufacturing, retail, and education, the pattern holds. Build IT that runs efficiently, connect it cleanly across the business, and keep it scaling. Architecture, not administration.</w:t>
+        <w:spacing w:after="140"/>
+      </w:pPr>
+      <w:r>
+        <w:t>Jamie Butler builds the technology foundation that lets companies grow without growing their complexity. For more than twenty years he has worked the same problem across legal services, healthcare staffing, financial services, manufacturing, and retail: systems that don’t talk to each other, processes that run on effort instead of architecture, and leadership that can’t see the business clearly. He fixes the foundation, and the business changes with it.</w:t>
       </w:r>
     </w:p>
     <w:p>
       <w:pPr>
-        <w:spacing w:after="140" w:line="268" w:lineRule="auto"/>
-      </w:pPr>
-      <w:r>
-        <w:rPr>
-          <w:color w:val="3D3D3D"/>
-        </w:rPr>
-        <w:t>As Senior Director of Technology at Latitude Legal, Jamie led enterprise technology through rapid growth and four post-acquisition integrations. He stood up a Microsoft 365 environment for a 150 to 500 user organization, moved the company from Bullhorn to Salesforce with an Experience Cloud portal and AI agents, automated the contract lifecycle in Ironclad, deployed a Zoom Phone AI IVR, and built both a security program and an ITSM practice from the ground up. Each initiative changed how the business performed, not just how technology ran.</w:t>
+        <w:spacing w:after="140"/>
+      </w:pPr>
+      <w:r>
+        <w:t>Most recently, as Senior Director of Technology at Latitude Legal, he ran enterprise technology through rapid growth and four post-acquisition integrations. He re-architected a Microsoft 365 environment as the company grew from 150 to 500 users, moved the business onto one Salesforce platform with an Experience Cloud portal and AI agents, automated the contract lifecycle in Ironclad, and stood up a security program from the ground up. None of it ran as an IT project off to the side. Each initiative changed how the business performed.</w:t>
       </w:r>
     </w:p>
     <w:p>
       <w:pPr>
-        <w:spacing w:after="140" w:line="268" w:lineRule="auto"/>
-      </w:pPr>
-      <w:r>
-        <w:rPr>
-          <w:color w:val="3D3D3D"/>
-        </w:rPr>
-        <w:t>Earlier, as Vice President of Technology at AlliedUP Cooperative, the nation’s first worker-owned healthcare staffing cooperative, he consolidated recruiting and CRM onto one Bullhorn platform, implemented ADP Workforce Now, owned a technology budget above one million dollars, and built the board and grant reporting that gave leadership real-time visibility. As Director of Information Services at EOSG Resources, he sustained and modernized an enterprise stack through eight years of growth, including two ERP migrations and an integrated pipeline connecting recruiting, payroll, and finance.</w:t>
+        <w:spacing w:after="140"/>
+      </w:pPr>
+      <w:r>
+        <w:t>Before that he was Vice President of Technology at AlliedUP Cooperative, the nation’s first worker-owned healthcare staffing cooperative, where he consolidated recruiting and CRM onto one Bullhorn platform, implemented ADP Workforce Now, owned a technology budget above one million dollars, and built the reporting that gave the board and grant stakeholders real-time visibility for the first time. At EOSG Resources he sustained an enterprise stack through eight years of growth, including two ERP migrations and an integrated pipeline connecting recruiting, payroll, and finance for roughly 900 active clients.</w:t>
       </w:r>
     </w:p>
     <w:p>
       <w:pPr>
-        <w:spacing w:after="140" w:line="268" w:lineRule="auto"/>
-      </w:pPr>
-      <w:r>
-        <w:rPr>
-          <w:color w:val="3D3D3D"/>
-        </w:rPr>
-        <w:t xml:space="preserve">His earlier career built the foundation. ERP implementations and KPI reporting in manufacturing at Cannon Fabrication and </w:t>
+        <w:spacing w:after="140"/>
+      </w:pPr>
+      <w:r>
+        <w:t xml:space="preserve">The earlier years built the depth: ERP implementations in manufacturing at Cannon Fabrication and </w:t>
       </w:r>
       <w:proofErr w:type="spellStart"/>
       <w:r>
-        <w:rPr>
-          <w:color w:val="3D3D3D"/>
-        </w:rPr>
         <w:t>Oreq</w:t>
       </w:r>
       <w:proofErr w:type="spellEnd"/>
       <w:r>
-        <w:rPr>
-          <w:color w:val="3D3D3D"/>
-        </w:rPr>
-        <w:t xml:space="preserve"> Corporation, a retail inventory system at Anchor Blue, and network and database administration at ITT Technical Institute. The progression has been steady, from technical execution to enterprise strategy and back into the build.</w:t>
+        <w:t xml:space="preserve"> Corporation, a retail inventory system at Anchor Blue, network and database administration at ITT Technical Institute. That hands-on foundation never left. It is why he can set strategy in a leadership conversation and then go into the architecture to make sure it gets built right. Architecture, not administration.</w:t>
       </w:r>
     </w:p>
     <w:p>
-      <w:pPr>
-        <w:spacing w:after="140" w:line="268" w:lineRule="auto"/>
-      </w:pPr>
-      <w:r>
-        <w:rPr>
-          <w:color w:val="3D3D3D"/>
-        </w:rPr>
-        <w:t>Jamie leads distributed teams across in-house, nearshore, and offshore environments, building the structure and accountability that keep complex work moving from strategy to delivery. His operating principle is simple. The foundation is the transformation. Build the architecture, governance, and automation right, and the organization can grow without growing its complexity.</w:t>
-      </w:r>
-    </w:p>
-    <w:p>
-      <w:pPr>
-        <w:spacing w:line="268" w:lineRule="auto"/>
-      </w:pPr>
-      <w:r>
-        <w:rPr>
-          <w:color w:val="3D3D3D"/>
-        </w:rPr>
-        <w:t>He holds an MBA in Business Information Systems and Computer Science degrees focused on information security and network systems, and is a certified Project Management Professional with additional credentials in artificial intelligence, cloud architecture, and change management.</w:t>
+      <w:r>
+        <w:t>He leads distributed teams across in-house, nearshore, and offshore environments, and holds an MBA in Business Information Systems, computer science degrees focused on information security and network systems, and PMP training, with additional credentials in AI and cloud architecture. His operating principle hasn’t changed in twenty years: the foundation is the transformation.</w:t>
       </w:r>
     </w:p>
     <w:sectPr>
@@ -373,10 +230,10 @@
 <file path=word/numbering.xml><?xml version="1.0" encoding="utf-8"?>
 <w:numbering xmlns:wpc="http://schemas.microsoft.com/office/word/2010/wordprocessingCanvas" xmlns:cx="http://schemas.microsoft.com/office/drawing/2014/chartex" xmlns:cx1="http://schemas.microsoft.com/office/drawing/2015/9/8/chartex" xmlns:cx2="http://schemas.microsoft.com/office/drawing/2015/10/21/chartex" xmlns:cx3="http://schemas.microsoft.com/office/drawing/2016/5/9/chartex" xmlns:cx4="http://schemas.microsoft.com/office/drawing/2016/5/10/chartex" xmlns:cx5="http://schemas.microsoft.com/office/drawing/2016/5/11/chartex" xmlns:cx6="http://schemas.microsoft.com/office/drawing/2016/5/12/chartex" xmlns:cx7="http://schemas.microsoft.com/office/drawing/2016/5/13/chartex" xmlns:cx8="http://schemas.microsoft.com/office/drawing/2016/5/14/chartex" xmlns:mc="http://schemas.openxmlformats.org/markup-compatibility/2006" xmlns:aink="http://schemas.microsoft.com/office/drawing/2016/ink" xmlns:am3d="http://schemas.microsoft.com/office/drawing/2017/model3d" xmlns:o="urn:schemas-microsoft-com:office:office" xmlns:oel="http://schemas.microsoft.com/office/2019/extlst" xmlns:r="http://schemas.openxmlformats.org/officeDocument/2006/relationships" xmlns:m="http://schemas.openxmlformats.org/officeDocument/2006/math" xmlns:v="urn:schemas-microsoft-com:vml" xmlns:wp14="http://schemas.microsoft.com/office/word/2010/wordprocessingDrawing" xmlns:wp="http://schemas.openxmlformats.org/drawingml/2006/wordprocessingDrawing" xmlns:w10="urn:schemas-microsoft-com:office:word" xmlns:w="http://schemas.openxmlformats.org/wordprocessingml/2006/main" xmlns:w14="http://schemas.microsoft.com/office/word/2010/wordml" xmlns:w15="http://schemas.microsoft.com/office/word/2012/wordml" xmlns:w16cex="http://schemas.microsoft.com/office/word/2018/wordml/cex" xmlns:w16cid="http://schemas.microsoft.com/office/word/2016/wordml/cid" xmlns:w16="http://schemas.microsoft.com/office/word/2018/wordml" xmlns:w16du="http://schemas.microsoft.com/office/word/2023/wordml/word16du" xmlns:w16sdtdh="http://schemas.microsoft.com/office/word/2020/wordml/sdtdatahash" xmlns:w16sdtfl="http://schemas.microsoft.com/office/word/2024/wordml/sdtformatlock" xmlns:w16se="http://schemas.microsoft.com/office/word/2015/wordml/symex" xmlns:wpg="http://schemas.microsoft.com/office/word/2010/wordprocessingGroup" xmlns:wpi="http://schemas.microsoft.com/office/word/2010/wordprocessingInk" xmlns:wne="http://schemas.microsoft.com/office/word/2006/wordml" xmlns:wps="http://schemas.microsoft.com/office/word/2010/wordprocessingShape" mc:Ignorable="w14 w15 w16se w16cid w16 w16cex w16sdtdh w16sdtfl w16du wp14">
   <w:abstractNum w:abstractNumId="0" w15:restartNumberingAfterBreak="0">
-    <w:nsid w:val="34E03E9E"/>
+    <w:nsid w:val="12F56664"/>
     <w:multiLevelType w:val="hybridMultilevel"/>
-    <w:tmpl w:val="0778C220"/>
-    <w:lvl w:ilvl="0" w:tplc="F3AA84A0">
+    <w:tmpl w:val="AF68A824"/>
+    <w:lvl w:ilvl="0" w:tplc="DA323A0C">
       <w:start w:val="1"/>
       <w:numFmt w:val="bullet"/>
       <w:lvlText w:val="●"/>
@@ -385,7 +242,7 @@
         <w:ind w:left="720" w:hanging="360"/>
       </w:pPr>
     </w:lvl>
-    <w:lvl w:ilvl="1" w:tplc="763433FE">
+    <w:lvl w:ilvl="1" w:tplc="4F76D828">
       <w:start w:val="1"/>
       <w:numFmt w:val="bullet"/>
       <w:lvlText w:val="○"/>
@@ -394,7 +251,7 @@
         <w:ind w:left="1440" w:hanging="360"/>
       </w:pPr>
     </w:lvl>
-    <w:lvl w:ilvl="2" w:tplc="FA02AD68">
+    <w:lvl w:ilvl="2" w:tplc="2F38E8B8">
       <w:start w:val="1"/>
       <w:numFmt w:val="bullet"/>
       <w:lvlText w:val="■"/>
@@ -403,7 +260,7 @@
         <w:ind w:left="2160" w:hanging="360"/>
       </w:pPr>
     </w:lvl>
-    <w:lvl w:ilvl="3" w:tplc="18A4BEF6">
+    <w:lvl w:ilvl="3" w:tplc="723841AC">
       <w:start w:val="1"/>
       <w:numFmt w:val="bullet"/>
       <w:lvlText w:val="●"/>
@@ -412,7 +269,7 @@
         <w:ind w:left="2880" w:hanging="360"/>
       </w:pPr>
     </w:lvl>
-    <w:lvl w:ilvl="4" w:tplc="85C200BA">
+    <w:lvl w:ilvl="4" w:tplc="E5BE5510">
       <w:start w:val="1"/>
       <w:numFmt w:val="bullet"/>
       <w:lvlText w:val="○"/>
@@ -421,7 +278,7 @@
         <w:ind w:left="3600" w:hanging="360"/>
       </w:pPr>
     </w:lvl>
-    <w:lvl w:ilvl="5" w:tplc="2A7E7CA6">
+    <w:lvl w:ilvl="5" w:tplc="BE7E8C58">
       <w:start w:val="1"/>
       <w:numFmt w:val="bullet"/>
       <w:lvlText w:val="■"/>
@@ -430,7 +287,7 @@
         <w:ind w:left="4320" w:hanging="360"/>
       </w:pPr>
     </w:lvl>
-    <w:lvl w:ilvl="6" w:tplc="6002C2F2">
+    <w:lvl w:ilvl="6" w:tplc="71DEDB46">
       <w:start w:val="1"/>
       <w:numFmt w:val="bullet"/>
       <w:lvlText w:val="●"/>
@@ -439,7 +296,7 @@
         <w:ind w:left="5040" w:hanging="360"/>
       </w:pPr>
     </w:lvl>
-    <w:lvl w:ilvl="7" w:tplc="7AF2FE6C">
+    <w:lvl w:ilvl="7" w:tplc="A9ACD89E">
       <w:start w:val="1"/>
       <w:numFmt w:val="bullet"/>
       <w:lvlText w:val="●"/>
@@ -448,7 +305,7 @@
         <w:ind w:left="5760" w:hanging="360"/>
       </w:pPr>
     </w:lvl>
-    <w:lvl w:ilvl="8" w:tplc="19B6CB60">
+    <w:lvl w:ilvl="8" w:tplc="C2B2D1E2">
       <w:start w:val="1"/>
       <w:numFmt w:val="bullet"/>
       <w:lvlText w:val="●"/>
@@ -459,63 +316,60 @@
     </w:lvl>
   </w:abstractNum>
   <w:abstractNum w:abstractNumId="1" w15:restartNumberingAfterBreak="0">
-    <w:nsid w:val="4E821F37"/>
+    <w:nsid w:val="501E5DBE"/>
     <w:multiLevelType w:val="hybridMultilevel"/>
-    <w:tmpl w:val="7E144C98"/>
-    <w:lvl w:ilvl="0" w:tplc="E924AB1C">
+    <w:tmpl w:val="31003A20"/>
+    <w:lvl w:ilvl="0" w:tplc="6E809E8E">
       <w:start w:val="1"/>
       <w:numFmt w:val="bullet"/>
       <w:lvlText w:val="•"/>
       <w:lvlJc w:val="left"/>
       <w:pPr>
-        <w:ind w:left="300" w:hanging="220"/>
-      </w:pPr>
-      <w:rPr>
-        <w:color w:val="2E5FA3"/>
-      </w:rPr>
-    </w:lvl>
-    <w:lvl w:ilvl="1" w:tplc="DAC0A3CA">
+        <w:ind w:left="300" w:hanging="200"/>
+      </w:pPr>
+    </w:lvl>
+    <w:lvl w:ilvl="1" w:tplc="26667F64">
       <w:numFmt w:val="decimal"/>
       <w:lvlText w:val=""/>
       <w:lvlJc w:val="left"/>
     </w:lvl>
-    <w:lvl w:ilvl="2" w:tplc="E82A3524">
+    <w:lvl w:ilvl="2" w:tplc="A8904C9A">
       <w:numFmt w:val="decimal"/>
       <w:lvlText w:val=""/>
       <w:lvlJc w:val="left"/>
     </w:lvl>
-    <w:lvl w:ilvl="3" w:tplc="0C16E422">
+    <w:lvl w:ilvl="3" w:tplc="4008E436">
       <w:numFmt w:val="decimal"/>
       <w:lvlText w:val=""/>
       <w:lvlJc w:val="left"/>
     </w:lvl>
-    <w:lvl w:ilvl="4" w:tplc="7C7E4B9C">
+    <w:lvl w:ilvl="4" w:tplc="9FAE4100">
       <w:numFmt w:val="decimal"/>
       <w:lvlText w:val=""/>
       <w:lvlJc w:val="left"/>
     </w:lvl>
-    <w:lvl w:ilvl="5" w:tplc="18C46F56">
+    <w:lvl w:ilvl="5" w:tplc="EC6C7BEC">
       <w:numFmt w:val="decimal"/>
       <w:lvlText w:val=""/>
       <w:lvlJc w:val="left"/>
     </w:lvl>
-    <w:lvl w:ilvl="6" w:tplc="AAAAD3B0">
+    <w:lvl w:ilvl="6" w:tplc="6922B394">
       <w:numFmt w:val="decimal"/>
       <w:lvlText w:val=""/>
       <w:lvlJc w:val="left"/>
     </w:lvl>
-    <w:lvl w:ilvl="7" w:tplc="9EA802F0">
+    <w:lvl w:ilvl="7" w:tplc="AB660328">
       <w:numFmt w:val="decimal"/>
       <w:lvlText w:val=""/>
       <w:lvlJc w:val="left"/>
     </w:lvl>
-    <w:lvl w:ilvl="8" w:tplc="2A7E7D4A">
+    <w:lvl w:ilvl="8" w:tplc="8E54C7E0">
       <w:numFmt w:val="decimal"/>
       <w:lvlText w:val=""/>
       <w:lvlJc w:val="left"/>
     </w:lvl>
   </w:abstractNum>
-  <w:num w:numId="1" w16cid:durableId="873152633">
+  <w:num w:numId="1" w16cid:durableId="231046734">
     <w:abstractNumId w:val="0"/>
     <w:lvlOverride w:ilvl="0">
       <w:startOverride w:val="1"/>
@@ -529,7 +383,10 @@
   <w:docDefaults>
     <w:rPrDefault>
       <w:rPr>
-        <w:rFonts w:ascii="Arial" w:eastAsia="Arial" w:hAnsi="Arial" w:cs="Arial"/>
+        <w:rFonts w:ascii="Calibri" w:eastAsia="Calibri" w:hAnsi="Calibri" w:cs="Calibri"/>
+        <w:color w:val="3D3D3D"/>
+        <w:sz w:val="19"/>
+        <w:szCs w:val="19"/>
         <w:lang w:val="en-US" w:eastAsia="en-US" w:bidi="ar-SA"/>
       </w:rPr>
     </w:rPrDefault>
@@ -1073,6 +930,10 @@
     <w:uiPriority w:val="99"/>
     <w:semiHidden/>
     <w:unhideWhenUsed/>
+    <w:rPr>
+      <w:sz w:val="20"/>
+      <w:szCs w:val="20"/>
+    </w:rPr>
   </w:style>
   <w:style w:type="character" w:customStyle="1" w:styleId="FootnoteTextChar">
     <w:name w:val="Footnote Text Char"/>
@@ -1100,6 +961,10 @@
     <w:uiPriority w:val="99"/>
     <w:semiHidden/>
     <w:unhideWhenUsed/>
+    <w:rPr>
+      <w:sz w:val="20"/>
+      <w:szCs w:val="20"/>
+    </w:rPr>
   </w:style>
   <w:style w:type="character" w:customStyle="1" w:styleId="EndnoteTextChar">
     <w:name w:val="Endnote Text Char"/>

--- a/uploads/Butler_Jamie_Bio.docx
+++ b/uploads/Butler_Jamie_Bio.docx
@@ -1,6 +1,6 @@
 
 <file path=word/document.xml><?xml version="1.0" encoding="utf-8"?>
-<w:document xmlns:wpc="http://schemas.microsoft.com/office/word/2010/wordprocessingCanvas" xmlns:cx="http://schemas.microsoft.com/office/drawing/2014/chartex" xmlns:cx1="http://schemas.microsoft.com/office/drawing/2015/9/8/chartex" xmlns:cx2="http://schemas.microsoft.com/office/drawing/2015/10/21/chartex" xmlns:cx3="http://schemas.microsoft.com/office/drawing/2016/5/9/chartex" xmlns:cx4="http://schemas.microsoft.com/office/drawing/2016/5/10/chartex" xmlns:cx5="http://schemas.microsoft.com/office/drawing/2016/5/11/chartex" xmlns:cx6="http://schemas.microsoft.com/office/drawing/2016/5/12/chartex" xmlns:cx7="http://schemas.microsoft.com/office/drawing/2016/5/13/chartex" xmlns:cx8="http://schemas.microsoft.com/office/drawing/2016/5/14/chartex" xmlns:mc="http://schemas.openxmlformats.org/markup-compatibility/2006" xmlns:aink="http://schemas.microsoft.com/office/drawing/2016/ink" xmlns:am3d="http://schemas.microsoft.com/office/drawing/2017/model3d" xmlns:o="urn:schemas-microsoft-com:office:office" xmlns:oel="http://schemas.microsoft.com/office/2019/extlst" xmlns:r="http://schemas.openxmlformats.org/officeDocument/2006/relationships" xmlns:m="http://schemas.openxmlformats.org/officeDocument/2006/math" xmlns:v="urn:schemas-microsoft-com:vml" xmlns:wp14="http://schemas.microsoft.com/office/word/2010/wordprocessingDrawing" xmlns:wp="http://schemas.openxmlformats.org/drawingml/2006/wordprocessingDrawing" xmlns:w10="urn:schemas-microsoft-com:office:word" xmlns:w="http://schemas.openxmlformats.org/wordprocessingml/2006/main" xmlns:w14="http://schemas.microsoft.com/office/word/2010/wordml" xmlns:w15="http://schemas.microsoft.com/office/word/2012/wordml" xmlns:w16cex="http://schemas.microsoft.com/office/word/2018/wordml/cex" xmlns:w16cid="http://schemas.microsoft.com/office/word/2016/wordml/cid" xmlns:w16="http://schemas.microsoft.com/office/word/2018/wordml" xmlns:w16du="http://schemas.microsoft.com/office/word/2023/wordml/word16du" xmlns:w16sdtdh="http://schemas.microsoft.com/office/word/2020/wordml/sdtdatahash" xmlns:w16sdtfl="http://schemas.microsoft.com/office/word/2024/wordml/sdtformatlock" xmlns:w16se="http://schemas.microsoft.com/office/word/2015/wordml/symex" xmlns:wpg="http://schemas.microsoft.com/office/word/2010/wordprocessingGroup" xmlns:wpi="http://schemas.microsoft.com/office/word/2010/wordprocessingInk" xmlns:wne="http://schemas.microsoft.com/office/word/2006/wordml" xmlns:wps="http://schemas.microsoft.com/office/word/2010/wordprocessingShape" mc:Ignorable="w14 w15 w16se w16cid w16 w16cex w16sdtdh w16sdtfl w16du wp14">
+<w:document xmlns:wpc="http://schemas.microsoft.com/office/word/2010/wordprocessingCanvas" xmlns:cx="http://schemas.microsoft.com/office/drawing/2014/chartex" xmlns:cx1="http://schemas.microsoft.com/office/drawing/2015/9/8/chartex" xmlns:cx2="http://schemas.microsoft.com/office/drawing/2015/10/21/chartex" xmlns:cx3="http://schemas.microsoft.com/office/drawing/2016/5/9/chartex" xmlns:cx4="http://schemas.microsoft.com/office/drawing/2016/5/10/chartex" xmlns:cx5="http://schemas.microsoft.com/office/drawing/2016/5/11/chartex" xmlns:cx6="http://schemas.microsoft.com/office/drawing/2016/5/12/chartex" xmlns:cx7="http://schemas.microsoft.com/office/drawing/2016/5/13/chartex" xmlns:cx8="http://schemas.microsoft.com/office/drawing/2016/5/14/chartex" xmlns:mc="http://schemas.openxmlformats.org/markup-compatibility/2006" xmlns:m="http://schemas.openxmlformats.org/officeDocument/2006/math" xmlns:aink="http://schemas.microsoft.com/office/drawing/2016/ink" xmlns:am3d="http://schemas.microsoft.com/office/drawing/2017/model3d" xmlns:oel="http://schemas.microsoft.com/office/2019/extlst" xmlns:r="http://schemas.openxmlformats.org/officeDocument/2006/relationships" xmlns:wp14="http://schemas.microsoft.com/office/word/2010/wordprocessingDrawing" xmlns:wp="http://schemas.openxmlformats.org/drawingml/2006/wordprocessingDrawing" xmlns:wpg="http://schemas.microsoft.com/office/word/2010/wordprocessingGroup" xmlns:wpi="http://schemas.microsoft.com/office/word/2010/wordprocessingInk" xmlns:wps="http://schemas.microsoft.com/office/word/2010/wordprocessingShape" xmlns:o="urn:schemas-microsoft-com:office:office" xmlns:v="urn:schemas-microsoft-com:vml" xmlns:w10="urn:schemas-microsoft-com:office:word" xmlns:w="http://schemas.openxmlformats.org/wordprocessingml/2006/main" xmlns:w14="http://schemas.microsoft.com/office/word/2010/wordml" xmlns:w15="http://schemas.microsoft.com/office/word/2012/wordml" xmlns:w16cei="http://schemas.microsoft.com/office/word/2026/wordml/cei" xmlns:w16cex="http://schemas.microsoft.com/office/word/2018/wordml/cex" xmlns:w16cid="http://schemas.microsoft.com/office/word/2016/wordml/cid" xmlns:w16="http://schemas.microsoft.com/office/word/2018/wordml" xmlns:w16sdtdh="http://schemas.microsoft.com/office/word/2020/wordml/sdtdatahash" xmlns:w16sdtfl="http://schemas.microsoft.com/office/word/2024/wordml/sdtformatlock" xmlns:w16se="http://schemas.microsoft.com/office/word/2015/wordml/symex" xmlns:w16du="http://schemas.microsoft.com/office/word/2023/wordml/word16du" xmlns:wne="http://schemas.microsoft.com/office/word/2006/wordml" mc:Ignorable="w14 w15 w16se w16cid w16 w16cex w16sdtdh w16sdtfl w16du wp14">
   <w:body>
     <w:p>
       <w:pPr>
@@ -177,7 +177,7 @@
         <w:spacing w:after="140"/>
       </w:pPr>
       <w:r>
-        <w:t>Jamie Butler builds the technology foundation that lets companies grow without growing their complexity. For more than twenty years he has worked the same problem across legal services, healthcare staffing, financial services, manufacturing, and retail: systems that don’t talk to each other, processes that run on effort instead of architecture, and leadership that can’t see the business clearly. He fixes the foundation, and the business changes with it.</w:t>
+        <w:t>Jamie Butler builds the technology foundation that lets companies grow without growing their complexity. For more than twenty years he has worked the same problem across legal services, healthcare staffing, financial services, manufacturing, and retail: systems that don't talk to each other, processes that run on effort instead of architecture, and leadership that can't see the business clearly. He fixes the foundation, and the business changes with it.</w:t>
       </w:r>
     </w:p>
     <w:p>
@@ -185,7 +185,7 @@
         <w:spacing w:after="140"/>
       </w:pPr>
       <w:r>
-        <w:t>Most recently, as Senior Director of Technology at Latitude Legal, he ran enterprise technology through rapid growth and four post-acquisition integrations. He re-architected a Microsoft 365 environment as the company grew from 150 to 500 users, moved the business onto one Salesforce platform with an Experience Cloud portal and AI agents, automated the contract lifecycle in Ironclad, and stood up a security program from the ground up. None of it ran as an IT project off to the side. Each initiative changed how the business performed.</w:t>
+        <w:t>He currently serves as Vice President of End-User Computing at Applied Systems, a global provider of cloud software for the insurance industry, where he owns the enterprise collaboration, service management, and communications platforms, with EUC positioned as the organization's primary driver of AI adoption.</w:t>
       </w:r>
     </w:p>
     <w:p>
@@ -193,7 +193,7 @@
         <w:spacing w:after="140"/>
       </w:pPr>
       <w:r>
-        <w:t>Before that he was Vice President of Technology at AlliedUP Cooperative, the nation’s first worker-owned healthcare staffing cooperative, where he consolidated recruiting and CRM onto one Bullhorn platform, implemented ADP Workforce Now, owned a technology budget above one million dollars, and built the reporting that gave the board and grant stakeholders real-time visibility for the first time. At EOSG Resources he sustained an enterprise stack through eight years of growth, including two ERP migrations and an integrated pipeline connecting recruiting, payroll, and finance for roughly 900 active clients.</w:t>
+        <w:t>Before Applied, as Senior Director of Technology at Latitude Legal, he ran enterprise technology through rapid growth and four post-acquisition integrations. He re-architected a Microsoft 365 environment as the company grew from 150 to 500 users, moved the business onto one Salesforce platform, automated the contract lifecycle in Ironclad, and stood up a security program from the ground up. Each initiative changed how the business performed.</w:t>
       </w:r>
     </w:p>
     <w:p>
@@ -201,20 +201,23 @@
         <w:spacing w:after="140"/>
       </w:pPr>
       <w:r>
-        <w:t xml:space="preserve">The earlier years built the depth: ERP implementations in manufacturing at Cannon Fabrication and </w:t>
-      </w:r>
-      <w:proofErr w:type="spellStart"/>
-      <w:r>
-        <w:t>Oreq</w:t>
-      </w:r>
-      <w:proofErr w:type="spellEnd"/>
-      <w:r>
-        <w:t xml:space="preserve"> Corporation, a retail inventory system at Anchor Blue, network and database administration at ITT Technical Institute. That hands-on foundation never left. It is why he can set strategy in a leadership conversation and then go into the architecture to make sure it gets built right. Architecture, not administration.</w:t>
+        <w:t>Before that he was Vice President of Technology at AlliedUP Cooperative, where he consolidated recruiting and CRM onto one Bullhorn platform, implemented ADP Workforce Now, owned a budget above one million dollars, and built the reporting that gave the board and grant stakeholders real-time visibility. At EOSG Resources he sustained an enterprise stack through eight years of growth, including two ERP migrations and an integrated pipeline connecting recruiting, payroll, and finance for roughly 900 active clients.</w:t>
       </w:r>
     </w:p>
     <w:p>
-      <w:r>
-        <w:t>He leads distributed teams across in-house, nearshore, and offshore environments, and holds an MBA in Business Information Systems, computer science degrees focused on information security and network systems, and PMP training, with additional credentials in AI and cloud architecture. His operating principle hasn’t changed in twenty years: the foundation is the transformation.</w:t>
+      <w:pPr>
+        <w:spacing w:after="140"/>
+      </w:pPr>
+      <w:r>
+        <w:t>The earlier years built the depth: ERP implementations in manufacturing, a retail inventory system, and network and database administration. That hands-on foundation never left. It is why he can set strategy in a leadership conversation and then go into the architecture to make sure it gets built right. Architecture, not administration.</w:t>
+      </w:r>
+    </w:p>
+    <w:p>
+      <w:pPr>
+        <w:spacing w:after="140"/>
+      </w:pPr>
+      <w:r>
+        <w:t>He leads distributed teams across in-house, nearshore, and offshore environments, and holds an MBA in Business Information Systems, computer science degrees focused on information security and network systems, and PMP training, with additional credentials in AI and cloud architecture. His operating principle hasn't changed in twenty years: the foundation is the transformation.</w:t>
       </w:r>
     </w:p>
     <w:sectPr>
@@ -228,7 +231,7 @@
 </file>
 
 <file path=word/numbering.xml><?xml version="1.0" encoding="utf-8"?>
-<w:numbering xmlns:wpc="http://schemas.microsoft.com/office/word/2010/wordprocessingCanvas" xmlns:cx="http://schemas.microsoft.com/office/drawing/2014/chartex" xmlns:cx1="http://schemas.microsoft.com/office/drawing/2015/9/8/chartex" xmlns:cx2="http://schemas.microsoft.com/office/drawing/2015/10/21/chartex" xmlns:cx3="http://schemas.microsoft.com/office/drawing/2016/5/9/chartex" xmlns:cx4="http://schemas.microsoft.com/office/drawing/2016/5/10/chartex" xmlns:cx5="http://schemas.microsoft.com/office/drawing/2016/5/11/chartex" xmlns:cx6="http://schemas.microsoft.com/office/drawing/2016/5/12/chartex" xmlns:cx7="http://schemas.microsoft.com/office/drawing/2016/5/13/chartex" xmlns:cx8="http://schemas.microsoft.com/office/drawing/2016/5/14/chartex" xmlns:mc="http://schemas.openxmlformats.org/markup-compatibility/2006" xmlns:aink="http://schemas.microsoft.com/office/drawing/2016/ink" xmlns:am3d="http://schemas.microsoft.com/office/drawing/2017/model3d" xmlns:o="urn:schemas-microsoft-com:office:office" xmlns:oel="http://schemas.microsoft.com/office/2019/extlst" xmlns:r="http://schemas.openxmlformats.org/officeDocument/2006/relationships" xmlns:m="http://schemas.openxmlformats.org/officeDocument/2006/math" xmlns:v="urn:schemas-microsoft-com:vml" xmlns:wp14="http://schemas.microsoft.com/office/word/2010/wordprocessingDrawing" xmlns:wp="http://schemas.openxmlformats.org/drawingml/2006/wordprocessingDrawing" xmlns:w10="urn:schemas-microsoft-com:office:word" xmlns:w="http://schemas.openxmlformats.org/wordprocessingml/2006/main" xmlns:w14="http://schemas.microsoft.com/office/word/2010/wordml" xmlns:w15="http://schemas.microsoft.com/office/word/2012/wordml" xmlns:w16cex="http://schemas.microsoft.com/office/word/2018/wordml/cex" xmlns:w16cid="http://schemas.microsoft.com/office/word/2016/wordml/cid" xmlns:w16="http://schemas.microsoft.com/office/word/2018/wordml" xmlns:w16du="http://schemas.microsoft.com/office/word/2023/wordml/word16du" xmlns:w16sdtdh="http://schemas.microsoft.com/office/word/2020/wordml/sdtdatahash" xmlns:w16sdtfl="http://schemas.microsoft.com/office/word/2024/wordml/sdtformatlock" xmlns:w16se="http://schemas.microsoft.com/office/word/2015/wordml/symex" xmlns:wpg="http://schemas.microsoft.com/office/word/2010/wordprocessingGroup" xmlns:wpi="http://schemas.microsoft.com/office/word/2010/wordprocessingInk" xmlns:wne="http://schemas.microsoft.com/office/word/2006/wordml" xmlns:wps="http://schemas.microsoft.com/office/word/2010/wordprocessingShape" mc:Ignorable="w14 w15 w16se w16cid w16 w16cex w16sdtdh w16sdtfl w16du wp14">
+<w:numbering xmlns:wpc="http://schemas.microsoft.com/office/word/2010/wordprocessingCanvas" xmlns:cx="http://schemas.microsoft.com/office/drawing/2014/chartex" xmlns:cx1="http://schemas.microsoft.com/office/drawing/2015/9/8/chartex" xmlns:cx2="http://schemas.microsoft.com/office/drawing/2015/10/21/chartex" xmlns:cx3="http://schemas.microsoft.com/office/drawing/2016/5/9/chartex" xmlns:cx4="http://schemas.microsoft.com/office/drawing/2016/5/10/chartex" xmlns:cx5="http://schemas.microsoft.com/office/drawing/2016/5/11/chartex" xmlns:cx6="http://schemas.microsoft.com/office/drawing/2016/5/12/chartex" xmlns:cx7="http://schemas.microsoft.com/office/drawing/2016/5/13/chartex" xmlns:cx8="http://schemas.microsoft.com/office/drawing/2016/5/14/chartex" xmlns:mc="http://schemas.openxmlformats.org/markup-compatibility/2006" xmlns:m="http://schemas.openxmlformats.org/officeDocument/2006/math" xmlns:aink="http://schemas.microsoft.com/office/drawing/2016/ink" xmlns:am3d="http://schemas.microsoft.com/office/drawing/2017/model3d" xmlns:oel="http://schemas.microsoft.com/office/2019/extlst" xmlns:r="http://schemas.openxmlformats.org/officeDocument/2006/relationships" xmlns:wp14="http://schemas.microsoft.com/office/word/2010/wordprocessingDrawing" xmlns:wp="http://schemas.openxmlformats.org/drawingml/2006/wordprocessingDrawing" xmlns:wpg="http://schemas.microsoft.com/office/word/2010/wordprocessingGroup" xmlns:wpi="http://schemas.microsoft.com/office/word/2010/wordprocessingInk" xmlns:wps="http://schemas.microsoft.com/office/word/2010/wordprocessingShape" xmlns:o="urn:schemas-microsoft-com:office:office" xmlns:v="urn:schemas-microsoft-com:vml" xmlns:w10="urn:schemas-microsoft-com:office:word" xmlns:w="http://schemas.openxmlformats.org/wordprocessingml/2006/main" xmlns:w14="http://schemas.microsoft.com/office/word/2010/wordml" xmlns:w15="http://schemas.microsoft.com/office/word/2012/wordml" xmlns:w16cei="http://schemas.microsoft.com/office/word/2026/wordml/cei" xmlns:w16cex="http://schemas.microsoft.com/office/word/2018/wordml/cex" xmlns:w16cid="http://schemas.microsoft.com/office/word/2016/wordml/cid" xmlns:w16="http://schemas.microsoft.com/office/word/2018/wordml" xmlns:w16sdtdh="http://schemas.microsoft.com/office/word/2020/wordml/sdtdatahash" xmlns:w16sdtfl="http://schemas.microsoft.com/office/word/2024/wordml/sdtformatlock" xmlns:w16se="http://schemas.microsoft.com/office/word/2015/wordml/symex" xmlns:w16du="http://schemas.microsoft.com/office/word/2023/wordml/word16du" xmlns:wne="http://schemas.microsoft.com/office/word/2006/wordml" mc:Ignorable="w14 w15 w16se w16cid w16 w16cex w16sdtdh w16sdtfl w16du wp14">
   <w:abstractNum w:abstractNumId="0" w15:restartNumberingAfterBreak="0">
     <w:nsid w:val="12F56664"/>
     <w:multiLevelType w:val="hybridMultilevel"/>
@@ -379,7 +382,7 @@
 </file>
 
 <file path=word/styles.xml><?xml version="1.0" encoding="utf-8"?>
-<w:styles xmlns:mc="http://schemas.openxmlformats.org/markup-compatibility/2006" xmlns:r="http://schemas.openxmlformats.org/officeDocument/2006/relationships" xmlns:w="http://schemas.openxmlformats.org/wordprocessingml/2006/main" xmlns:w14="http://schemas.microsoft.com/office/word/2010/wordml" xmlns:w15="http://schemas.microsoft.com/office/word/2012/wordml" xmlns:w16cex="http://schemas.microsoft.com/office/word/2018/wordml/cex" xmlns:w16cid="http://schemas.microsoft.com/office/word/2016/wordml/cid" xmlns:w16="http://schemas.microsoft.com/office/word/2018/wordml" xmlns:w16du="http://schemas.microsoft.com/office/word/2023/wordml/word16du" xmlns:w16sdtdh="http://schemas.microsoft.com/office/word/2020/wordml/sdtdatahash" xmlns:w16sdtfl="http://schemas.microsoft.com/office/word/2024/wordml/sdtformatlock" xmlns:w16se="http://schemas.microsoft.com/office/word/2015/wordml/symex" mc:Ignorable="w14 w15 w16se w16cid w16 w16cex w16sdtdh w16sdtfl w16du">
+<w:styles xmlns:mc="http://schemas.openxmlformats.org/markup-compatibility/2006" xmlns:r="http://schemas.openxmlformats.org/officeDocument/2006/relationships" xmlns:w="http://schemas.openxmlformats.org/wordprocessingml/2006/main" xmlns:w14="http://schemas.microsoft.com/office/word/2010/wordml" xmlns:w15="http://schemas.microsoft.com/office/word/2012/wordml" xmlns:w16cex="http://schemas.microsoft.com/office/word/2018/wordml/cex" xmlns:w16cid="http://schemas.microsoft.com/office/word/2016/wordml/cid" xmlns:w16="http://schemas.microsoft.com/office/word/2018/wordml" xmlns:w16sdtdh="http://schemas.microsoft.com/office/word/2020/wordml/sdtdatahash" xmlns:w16sdtfl="http://schemas.microsoft.com/office/word/2024/wordml/sdtformatlock" xmlns:w16se="http://schemas.microsoft.com/office/word/2015/wordml/symex" xmlns:w16du="http://schemas.microsoft.com/office/word/2023/wordml/word16du" mc:Ignorable="w14 w15 w16se w16cid w16 w16cex w16sdtdh w16sdtfl w16du">
   <w:docDefaults>
     <w:rPrDefault>
       <w:rPr>
@@ -861,7 +864,6 @@
   <w:style w:type="character" w:default="1" w:styleId="DefaultParagraphFont">
     <w:name w:val="Default Paragraph Font"/>
     <w:uiPriority w:val="1"/>
-    <w:semiHidden/>
     <w:unhideWhenUsed/>
   </w:style>
   <w:style w:type="table" w:default="1" w:styleId="TableNormal">
